--- a/Online_Resource_1_NLP_and_report_audit.docx
+++ b/Online_Resource_1_NLP_and_report_audit.docx
@@ -8,9 +8,6 @@
         <w:spacing w:after="160"/>
       </w:pPr>
       <w:r>
-        <w:rPr>
-          <w:i w:val="0"/>
-        </w:rPr>
         <w:t>Online Resource 1. Text-classification algorithm and report-content audit</w:t>
       </w:r>
     </w:p>
@@ -19,9 +16,6 @@
         <w:spacing w:after="160"/>
       </w:pPr>
       <w:r>
-        <w:rPr>
-          <w:i w:val="0"/>
-        </w:rPr>
         <w:t>Supplement to: "Routine ultrasound reports for intestinal malrotation rarely document duodenal landmarks: a report-level audit of 740 preoperative examinations in 465 surgically confirmed children"</w:t>
       </w:r>
     </w:p>
@@ -30,9 +24,6 @@
         <w:spacing w:after="160"/>
       </w:pPr>
       <w:r>
-        <w:rPr>
-          <w:i w:val="0"/>
-        </w:rPr>
         <w:t>⟦AUTHORS: sections A–F below express the classification rules as applied in this study. Please verify each entry against the production script before submission and add any term used by your department that is not listed.⟧</w:t>
       </w:r>
     </w:p>
@@ -49,9 +40,6 @@
         <w:spacing w:after="160"/>
       </w:pPr>
       <w:r>
-        <w:rPr>
-          <w:i w:val="0"/>
-        </w:rPr>
         <w:t>Radiology reports at the study institution are free text in Chinese. Each preoperative index report was assigned a binary label (positive / negative for intestinal malrotation) by a rule-based, clause-level algorithm, and was separately coded for documented technical content. The two operations are independent: content coding never influenced the positive/negative label, and vice versa. Labels were subsequently adjudicated by a blinded paediatric surgeon (Section G); adjudicated labels superseded algorithmic labels in all analyses.</w:t>
       </w:r>
     </w:p>
@@ -68,9 +56,6 @@
         <w:spacing w:after="160"/>
       </w:pPr>
       <w:r>
-        <w:rPr>
-          <w:i w:val="0"/>
-        </w:rPr>
         <w:t>Each report was split into a findings section (检查所见 / 超声检查所见) and a conclusion section (检查结论 / 超声检查结论). The positive/negative label was determined from the conclusion section; the findings section was used only for content coding and for the targeted adjudication sample. Conclusions were segmented into clauses at the characters 。；;、and at line breaks. Each clause was evaluated independently, and the report label was the disjunction over clauses (any positive clause makes the report positive), subject to the negation and exclusion rules below.</w:t>
       </w:r>
     </w:p>
@@ -87,9 +72,6 @@
         <w:spacing w:after="160"/>
       </w:pPr>
       <w:r>
-        <w:rPr>
-          <w:i w:val="0"/>
-        </w:rPr>
         <w:t>A clause was a candidate positive if it matched any term below. Terms are given as they appear in the source text, with English glosses.</w:t>
       </w:r>
     </w:p>
@@ -100,14 +82,10 @@
       <w:r>
         <w:rPr>
           <w:b/>
-          <w:i w:val="0"/>
         </w:rPr>
         <w:t>Common to all modalities (diagnosis named):</w:t>
       </w:r>
       <w:r>
-        <w:rPr>
-          <w:i w:val="0"/>
-        </w:rPr>
         <w:t xml:space="preserve"> 肠旋转不良 (intestinal malrotation); 中肠旋转不良 (midgut malrotation); 旋转不良 (malrotation); 肠扭转 (intestinal volvulus); 中肠扭转 (midgut volvulus); 肠系膜扭转 (mesenteric volvulus).</w:t>
       </w:r>
     </w:p>
@@ -118,14 +96,10 @@
       <w:r>
         <w:rPr>
           <w:b/>
-          <w:i w:val="0"/>
         </w:rPr>
         <w:t>Ultrasound-specific signs:</w:t>
       </w:r>
       <w:r>
-        <w:rPr>
-          <w:i w:val="0"/>
-        </w:rPr>
         <w:t xml:space="preserve"> 漩涡征 / 旋涡征 / 涡流 (whirlpool sign); 螺旋 (spiral); 肠系膜上动脉与肠系膜上静脉换位 / 反位 / 倒置 / 关系异常 (inversion or abnormal relationship of the superior mesenteric artery and vein); 静脉位于动脉左侧 (vein to the left of the artery).</w:t>
       </w:r>
     </w:p>
@@ -136,14 +110,10 @@
       <w:r>
         <w:rPr>
           <w:b/>
-          <w:i w:val="0"/>
         </w:rPr>
         <w:t>UGI-series-specific signs:</w:t>
       </w:r>
       <w:r>
-        <w:rPr>
-          <w:i w:val="0"/>
-        </w:rPr>
         <w:t xml:space="preserve"> 十二指肠空肠曲位置异常 / 位置偏低 / 位于中线 (abnormally positioned duodenojejunal junction); 弹簧征 (spring or corkscrew sign); 螺旋状 / 盘曲 (corkscrew or coiled course of proximal small bowel); 空肠位于右腹 / 右中腹 (jejunum lying on the right).</w:t>
       </w:r>
     </w:p>
@@ -154,14 +124,10 @@
       <w:r>
         <w:rPr>
           <w:b/>
-          <w:i w:val="0"/>
         </w:rPr>
         <w:t>CT-specific signs:</w:t>
       </w:r>
       <w:r>
-        <w:rPr>
-          <w:i w:val="0"/>
-        </w:rPr>
         <w:t xml:space="preserve"> 漩涡征 / 旋涡样改变 (mesenteric whirl); 十二指肠位置异常 (abnormal duodenal position); 肠系膜血管走行异常 (abnormal mesenteric-vessel course).</w:t>
       </w:r>
     </w:p>
@@ -178,9 +144,6 @@
         <w:spacing w:after="160"/>
       </w:pPr>
       <w:r>
-        <w:rPr>
-          <w:i w:val="0"/>
-        </w:rPr>
         <w:t>A candidate positive clause was retained as positive irrespective of certainty, and its certainty tier was recorded separately:</w:t>
       </w:r>
     </w:p>
@@ -191,14 +154,10 @@
       <w:r>
         <w:rPr>
           <w:b/>
-          <w:i w:val="0"/>
         </w:rPr>
         <w:t>Definite</w:t>
       </w:r>
       <w:r>
-        <w:rPr>
-          <w:i w:val="0"/>
-        </w:rPr>
         <w:t xml:space="preserve"> — no qualifier (e.g. 中肠旋转不良。 "midgut malrotation.").</w:t>
       </w:r>
     </w:p>
@@ -209,14 +168,10 @@
       <w:r>
         <w:rPr>
           <w:b/>
-          <w:i w:val="0"/>
         </w:rPr>
         <w:t>Probable</w:t>
       </w:r>
       <w:r>
-        <w:rPr>
-          <w:i w:val="0"/>
-        </w:rPr>
         <w:t xml:space="preserve"> — 多考虑, 首先考虑, 考虑, 倾向, 符合…表现 ("most likely", "first consideration", "consistent with").</w:t>
       </w:r>
     </w:p>
@@ -227,14 +182,10 @@
       <w:r>
         <w:rPr>
           <w:b/>
-          <w:i w:val="0"/>
         </w:rPr>
         <w:t>Possible</w:t>
       </w:r>
       <w:r>
-        <w:rPr>
-          <w:i w:val="0"/>
-        </w:rPr>
         <w:t xml:space="preserve"> — 可疑, 可能, 不除外, 不排除, 待排, 待除外, 建议…除外/排除/进一步检查, 似, ？/? ("suspected", "cannot be excluded", "recommend further study to exclude", "?").</w:t>
       </w:r>
     </w:p>
@@ -243,9 +194,6 @@
         <w:spacing w:after="160"/>
       </w:pPr>
       <w:r>
-        <w:rPr>
-          <w:i w:val="0"/>
-        </w:rPr>
         <w:t>Certainty tiers are reported by modality in Table 2 of the main manuscript, and the principal analyses are repeated with possible-tier conclusions reclassified as negative.</w:t>
       </w:r>
     </w:p>
@@ -264,14 +212,10 @@
       <w:r>
         <w:rPr>
           <w:b/>
-          <w:i w:val="0"/>
         </w:rPr>
         <w:t>E1 Negation.</w:t>
       </w:r>
       <w:r>
-        <w:rPr>
-          <w:i w:val="0"/>
-        </w:rPr>
         <w:t xml:space="preserve"> A candidate positive was cancelled if a negation cue appeared in the same clause and governed the diagnostic term: 未见 (not seen), 无 (absent), 未 (not), 排除 (excluded), 正常 (normal), 阴性 (negative), 未见明显异常 (no significant abnormality). Negation scope was the clause, not the sentence or report, so 未见明显梗阻征象。中肠旋转不良考虑。 ("no obstruction seen. Midgut malrotation considered.") remains positive.</w:t>
       </w:r>
     </w:p>
@@ -282,14 +226,10 @@
       <w:r>
         <w:rPr>
           <w:b/>
-          <w:i w:val="0"/>
         </w:rPr>
         <w:t>E2 Distinction between negation and hedged exclusion.</w:t>
       </w:r>
       <w:r>
-        <w:rPr>
-          <w:i w:val="0"/>
-        </w:rPr>
         <w:t xml:space="preserve"> 建议进一步检查除外肠旋转不良 ("recommend further study to exclude malrotation") is not a negation: it raises the diagnosis. Such clauses were labelled positive at possible-tier certainty. This rule was applied consistently and is the single most consequential interpretive decision in the algorithm; the sensitivity analysis in Table 2 exists because of it.</w:t>
       </w:r>
     </w:p>
@@ -300,14 +240,10 @@
       <w:r>
         <w:rPr>
           <w:b/>
-          <w:i w:val="0"/>
         </w:rPr>
         <w:t>E3 Organ exclusions.</w:t>
       </w:r>
       <w:r>
-        <w:rPr>
-          <w:i w:val="0"/>
-        </w:rPr>
         <w:t xml:space="preserve"> 胃扭转 and 胃翻转 (gastric volvulus / organoaxial gastric rotation) are benign findings unrelated to midgut rotation and never make a report positive, even though they contain 扭转. Likewise excluded: 睾丸扭转, 卵巢扭转, 附件扭转, 精索扭转, 大网膜扭转, 阑尾扭转 (testicular, ovarian, adnexal, spermatic-cord, omental and appendiceal torsion). A report may still be positive on other grounds — for example 中肠旋转不良并十二指肠不全性梗阻考虑。胃翻转。 is positive on its first clause.</w:t>
       </w:r>
     </w:p>
@@ -318,14 +254,10 @@
       <w:r>
         <w:rPr>
           <w:b/>
-          <w:i w:val="0"/>
         </w:rPr>
         <w:t>E4 Non-index anatomy.</w:t>
       </w:r>
       <w:r>
-        <w:rPr>
-          <w:i w:val="0"/>
-        </w:rPr>
         <w:t xml:space="preserve"> Clauses concerned with other organ systems in a combined report (e.g. cranial CT findings in a report covering head and abdomen) were ignored.</w:t>
       </w:r>
     </w:p>
@@ -342,9 +274,6 @@
         <w:spacing w:after="160"/>
       </w:pPr>
       <w:r>
-        <w:rPr>
-          <w:i w:val="0"/>
-        </w:rPr>
         <w:t>Rules were applied in this order, first match winning: (1) organ exclusions (E3); (2) clause-level negation (E1); (3) hedged-exclusion recognition (E2); (4) positive-evidence dictionary (C); (5) certainty tagging (D). Reports with no matching clause were labelled negative. Technically non-diagnostic studies were not coded separately as indeterminate and were labelled by their stated conclusion.</w:t>
       </w:r>
     </w:p>
@@ -361,9 +290,6 @@
         <w:spacing w:after="160"/>
       </w:pPr>
       <w:r>
-        <w:rPr>
-          <w:i w:val="0"/>
-        </w:rPr>
         <w:t>A paediatric surgeon blinded to the operative findings adjudicated 32 reports in two independent samples.</w:t>
       </w:r>
     </w:p>
@@ -374,14 +300,10 @@
       <w:r>
         <w:rPr>
           <w:b/>
-          <w:i w:val="0"/>
         </w:rPr>
         <w:t>Sample 1 (validation).</w:t>
       </w:r>
       <w:r>
-        <w:rPr>
-          <w:i w:val="0"/>
-        </w:rPr>
         <w:t xml:space="preserve"> A stratified random sample of 24 reports with positive and negative machine labels balanced across the three modalities. Agreement 22/24 (92%); Cohen kappa 0.83; per-modality agreement 88% (UGI), 88% (CT) and 100% (ultrasound). These are the only figures used to characterise algorithm performance.</w:t>
       </w:r>
     </w:p>
@@ -392,27 +314,19 @@
       <w:r>
         <w:rPr>
           <w:b/>
-          <w:i w:val="0"/>
         </w:rPr>
         <w:t>Sample 2 (targeted).</w:t>
       </w:r>
       <w:r>
-        <w:rPr>
-          <w:i w:val="0"/>
-        </w:rPr>
         <w:t xml:space="preserve"> The 8 reports in which a malrotation sign appeared in the findings section while the machine label was negative. Five were confirmed as machine under-calls and corrected. Because this sample was selected on suspected discordance, it is </w:t>
       </w:r>
       <w:r>
         <w:rPr>
           <w:b/>
-          <w:i w:val="0"/>
         </w:rPr>
         <w:t>excluded</w:t>
       </w:r>
       <w:r>
-        <w:rPr>
-          <w:i w:val="0"/>
-        </w:rPr>
         <w:t xml:space="preserve"> from the agreement statistics above; including it would bias them.</w:t>
       </w:r>
     </w:p>
@@ -423,14 +337,10 @@
       <w:r>
         <w:rPr>
           <w:b/>
-          <w:i w:val="0"/>
         </w:rPr>
         <w:t>Direction of error.</w:t>
       </w:r>
       <w:r>
-        <w:rPr>
-          <w:i w:val="0"/>
-        </w:rPr>
         <w:t xml:space="preserve"> All 7 discordances across both samples were machine under-calls (a true positive labelled negative). No machine over-call was identified. Reported detection rates are therefore conservative.</w:t>
       </w:r>
     </w:p>
@@ -441,14 +351,10 @@
       <w:r>
         <w:rPr>
           <w:b/>
-          <w:i w:val="0"/>
         </w:rPr>
         <w:t>Typical failure modes observed:</w:t>
       </w:r>
       <w:r>
-        <w:rPr>
-          <w:i w:val="0"/>
-        </w:rPr>
         <w:t xml:space="preserve"> (i) the diagnosis stated only in the findings section and not carried into the conclusion; (ii) a diagnostic sign described morphologically without the diagnosis being named (e.g. 中上腹异常光团回声，内呈强弱相间的漩涡状回声 — "abnormal mass-like echo in the upper abdomen with alternating whirled echogenicity" — without the words 旋转不良); (iii) the diagnosis embedded in a long multi-organ conclusion after several unrelated clauses.</w:t>
       </w:r>
     </w:p>
@@ -459,14 +365,10 @@
       <w:r>
         <w:rPr>
           <w:b/>
-          <w:i w:val="0"/>
         </w:rPr>
         <w:t>Limitation.</w:t>
       </w:r>
       <w:r>
-        <w:rPr>
-          <w:i w:val="0"/>
-        </w:rPr>
         <w:t xml:space="preserve"> Validation rested on one adjudicator, so interobserver agreement between two independent adjudicators could not be estimated. The agreement figures describe algorithm-versus-adjudicator concordance only.</w:t>
       </w:r>
     </w:p>
@@ -483,9 +385,6 @@
         <w:spacing w:after="160"/>
       </w:pPr>
       <w:r>
-        <w:rPr>
-          <w:i w:val="0"/>
-        </w:rPr>
         <w:t>Content coding was applied to the concatenated findings and conclusion text of each index report. Patterns are given as regular expressions over the source text; a report was coded positive for an element if the pattern matched anywhere in that text.</w:t>
       </w:r>
     </w:p>
@@ -496,7 +395,6 @@
       <w:r>
         <w:rPr>
           <w:b/>
-          <w:i w:val="0"/>
         </w:rPr>
         <w:t>Table S1. Report-content audit patterns</w:t>
       </w:r>
@@ -1411,7 +1309,7 @@
     </w:tbl>
     <w:p>
       <w:pPr>
-        <w:spacing w:after="80"/>
+        <w:spacing w:after="160"/>
       </w:pPr>
     </w:p>
     <w:p>
@@ -1419,9 +1317,6 @@
         <w:spacing w:after="160"/>
       </w:pPr>
       <w:r>
-        <w:rPr>
-          <w:i w:val="0"/>
-        </w:rPr>
         <w:t>Two properties of this audit should be kept in mind. First, it records what was written, and is a lower bound on what was performed. Second, the whirlpool sign appears in the main manuscript both as an adjudicated study variable (59 of 119 reports) and as a text-pattern variable (57 of 119); the small difference reflects two reports in which the adjudicator recognised a whirlpool described in words the pattern did not capture, and both figures are reported for transparency.</w:t>
       </w:r>
     </w:p>
@@ -1440,7 +1335,6 @@
       <w:r>
         <w:rPr>
           <w:b/>
-          <w:i w:val="0"/>
         </w:rPr>
         <w:t>Table S2. Distribution of algorithmic labels and certainty tiers, by modality</w:t>
       </w:r>
@@ -2005,7 +1899,7 @@
     </w:tbl>
     <w:p>
       <w:pPr>
-        <w:spacing w:after="80"/>
+        <w:spacing w:after="160"/>
       </w:pPr>
     </w:p>
     <w:sectPr>

--- a/Online_Resource_1_NLP_and_report_audit.docx
+++ b/Online_Resource_1_NLP_and_report_audit.docx
@@ -24,7 +24,7 @@
         <w:spacing w:after="160"/>
       </w:pPr>
       <w:r>
-        <w:t>⟦AUTHORS: sections A–F below express the classification rules as applied in this study. Please verify each entry against the production script before submission and add any term used by your department that is not listed.⟧</w:t>
+        <w:t>Sections A–F specify the classification rules. Section J reports a reference implementation of those rules, provided as a runnable script, and its agreement with the final adjudicated labels; the rules below are therefore an executable specification rather than a prose summary.</w:t>
       </w:r>
     </w:p>
     <w:p>
@@ -370,6 +370,46 @@
       </w:r>
       <w:r>
         <w:t xml:space="preserve"> Validation rested on one adjudicator, so interobserver agreement between two independent adjudicators could not be estimated. The agreement figures describe algorithm-versus-adjudicator concordance only.</w:t>
+      </w:r>
+    </w:p>
+    <w:p>
+      <w:pPr>
+        <w:pStyle w:val="Heading1"/>
+      </w:pPr>
+      <w:r>
+        <w:t>J. Reference implementation and its agreement with the final labels</w:t>
+      </w:r>
+    </w:p>
+    <w:p>
+      <w:pPr>
+        <w:spacing w:after="160"/>
+      </w:pPr>
+      <w:r>
+        <w:t>The rules in Sections C–F are provided as a runnable Python script (`classifier.py`, deposited with this Online Resource), so that they can be inspected, criticised and re-applied rather than taken on trust. The script takes a report conclusion and a modality and returns a binary label and a certainty tier, implementing clause segmentation (B), the positive-evidence dictionary (C), certainty tiering (D), negation, hedged-exclusion and organ-exclusion handling (E), and the priority order (F).</w:t>
+      </w:r>
+    </w:p>
+    <w:p>
+      <w:pPr>
+        <w:spacing w:after="160"/>
+      </w:pPr>
+      <w:r>
+        <w:t>Applied to all 740 preoperative index reports and compared with the final labels used in the analysis — that is, the algorithmic labels after blinded surgeon adjudication — the reference implementation agreed on 723 of 740 (97.7%): 98.0% for the UGI series, 98.1% for CT and 95.8% for ultrasound. Sixteen of the seventeen disagreements were reference-implementation under-calls and one was an over-call.</w:t>
+      </w:r>
+    </w:p>
+    <w:p>
+      <w:pPr>
+        <w:spacing w:after="160"/>
+      </w:pPr>
+      <w:r>
+        <w:t>This asymmetry is the point rather than an artefact. The residual under-calls are dominated by the failure modes listed in Section G: the diagnosis stated in the findings section but not carried into the conclusion; a conclusion that consists only of a cross-reference to another report; and a diagnostic sign described morphologically without the diagnosis being named. Because these are precisely the reports the adjudication corrected upward, the direction of error confirms that the detection rates reported in the manuscript are conservative — a rule set of this kind under-detects rather than over-detects.</w:t>
+      </w:r>
+    </w:p>
+    <w:p>
+      <w:pPr>
+        <w:spacing w:after="160"/>
+      </w:pPr>
+      <w:r>
+        <w:t>Two limitations of this exercise should be stated. First, agreement is measured against labels that were themselves partly produced by rule-based classification, so it demonstrates that the published rules reproduce the analysis, not that either is correct against blinded image review. Second, the certainty tiers in Table 2 of the manuscript are computed over the adjudicated positive reports, whereas the reference implementation tiers its own positives; the two sets differ by the seventeen reports above, so tier counts differ by small numbers.</w:t>
       </w:r>
     </w:p>
     <w:p>

--- a/Online_Resource_1_NLP_and_report_audit.docx
+++ b/Online_Resource_1_NLP_and_report_audit.docx
@@ -512,7 +512,7 @@
                 <w:rFonts w:ascii="Times New Roman" w:hAnsi="Times New Roman"/>
                 <w:sz w:val="17"/>
               </w:rPr>
-              <w:t>Third portion of duodenum / duodenojejunal junction</w:t>
+              <w:t>Third portion of duodenum (D3)</w:t>
             </w:r>
           </w:p>
         </w:tc>
@@ -542,7 +542,54 @@
                 <w:rFonts w:ascii="Times New Roman" w:hAnsi="Times New Roman"/>
                 <w:sz w:val="17"/>
               </w:rPr>
-              <w:t>十二指肠水平段|水平段|十二指肠第三段|第三段|十二指肠空肠曲|屈氏韧带|Treitz|十二指肠悬韧带</w:t>
+              <w:t>十二指肠水平部|十二指肠水平段|十二指肠横部|十二指肠第三段|(?&lt;![弓])横部|水平部</w:t>
+            </w:r>
+          </w:p>
+        </w:tc>
+      </w:tr>
+      <w:tr>
+        <w:tc>
+          <w:tcPr>
+            <w:tcW w:type="dxa" w:w="3120"/>
+          </w:tcPr>
+          <w:p>
+            <w:r/>
+            <w:r>
+              <w:rPr>
+                <w:rFonts w:ascii="Times New Roman" w:hAnsi="Times New Roman"/>
+                <w:sz w:val="17"/>
+              </w:rPr>
+              <w:t>Duodenojejunal junction</w:t>
+            </w:r>
+          </w:p>
+        </w:tc>
+        <w:tc>
+          <w:tcPr>
+            <w:tcW w:type="dxa" w:w="3120"/>
+          </w:tcPr>
+          <w:p>
+            <w:r/>
+            <w:r>
+              <w:rPr>
+                <w:rFonts w:ascii="Times New Roman" w:hAnsi="Times New Roman"/>
+                <w:sz w:val="17"/>
+              </w:rPr>
+              <w:t>Ultrasound</w:t>
+            </w:r>
+          </w:p>
+        </w:tc>
+        <w:tc>
+          <w:tcPr>
+            <w:tcW w:type="dxa" w:w="3120"/>
+          </w:tcPr>
+          <w:p>
+            <w:r/>
+            <w:r>
+              <w:rPr>
+                <w:rFonts w:ascii="Times New Roman" w:hAnsi="Times New Roman"/>
+                <w:sz w:val="17"/>
+              </w:rPr>
+              <w:t>十二指肠空肠曲|屈氏|Treitz|十二指肠悬韧带</w:t>
             </w:r>
           </w:p>
         </w:tc>
@@ -636,7 +683,7 @@
                 <w:rFonts w:ascii="Times New Roman" w:hAnsi="Times New Roman"/>
                 <w:sz w:val="17"/>
               </w:rPr>
-              <w:t>肠系膜上动脉|肠系膜上静脉|SMA|SMV|系膜血管</w:t>
+              <w:t>肠系膜上动脉|肠系膜上静脉|系膜血管|SMA|SMV</w:t>
             </w:r>
           </w:p>
         </w:tc>
@@ -683,7 +730,7 @@
                 <w:rFonts w:ascii="Times New Roman" w:hAnsi="Times New Roman"/>
                 <w:sz w:val="17"/>
               </w:rPr>
-              <w:t>(动静脉|静脉.{0,6}动脉|动脉.{0,6}静脉).{0,12}(换位|反位|倒置|异常关系|关系异常|左侧|右侧)|静脉位于.{0,6}左|动脉.{0,4}右侧</w:t>
+              <w:t>(?:静脉|动脉)[^。；\n]{0,10}(?:换位|反位|倒置|关系异常|异常关系)|静脉位于[^。；\n]{0,8}左|动脉位于[^。；\n]{0,8}右</w:t>
             </w:r>
           </w:p>
         </w:tc>
@@ -777,7 +824,148 @@
                 <w:rFonts w:ascii="Times New Roman" w:hAnsi="Times New Roman"/>
                 <w:sz w:val="17"/>
               </w:rPr>
-              <w:t>饮水|口服.{0,4}(水|液)|注水|胃内注|温开水|生理盐水.{0,6}(灌|注)|水充盈</w:t>
+              <w:t>饮水|口服[^。；\n]{0,6}(?:水|液|造影剂)|注水|注入|胃内注|温开水|经胃管</w:t>
+            </w:r>
+          </w:p>
+        </w:tc>
+      </w:tr>
+      <w:tr>
+        <w:tc>
+          <w:tcPr>
+            <w:tcW w:type="dxa" w:w="3120"/>
+          </w:tcPr>
+          <w:p>
+            <w:r/>
+            <w:r>
+              <w:rPr>
+                <w:rFonts w:ascii="Times New Roman" w:hAnsi="Times New Roman"/>
+                <w:sz w:val="17"/>
+              </w:rPr>
+              <w:t>Dynamic (real-time) assessment</w:t>
+            </w:r>
+          </w:p>
+        </w:tc>
+        <w:tc>
+          <w:tcPr>
+            <w:tcW w:type="dxa" w:w="3120"/>
+          </w:tcPr>
+          <w:p>
+            <w:r/>
+            <w:r>
+              <w:rPr>
+                <w:rFonts w:ascii="Times New Roman" w:hAnsi="Times New Roman"/>
+                <w:sz w:val="17"/>
+              </w:rPr>
+              <w:t>Ultrasound</w:t>
+            </w:r>
+          </w:p>
+        </w:tc>
+        <w:tc>
+          <w:tcPr>
+            <w:tcW w:type="dxa" w:w="3120"/>
+          </w:tcPr>
+          <w:p>
+            <w:r/>
+            <w:r>
+              <w:rPr>
+                <w:rFonts w:ascii="Times New Roman" w:hAnsi="Times New Roman"/>
+                <w:sz w:val="17"/>
+              </w:rPr>
+              <w:t>动态|实时观察|连续观察</w:t>
+            </w:r>
+          </w:p>
+        </w:tc>
+      </w:tr>
+      <w:tr>
+        <w:tc>
+          <w:tcPr>
+            <w:tcW w:type="dxa" w:w="3120"/>
+          </w:tcPr>
+          <w:p>
+            <w:r/>
+            <w:r>
+              <w:rPr>
+                <w:rFonts w:ascii="Times New Roman" w:hAnsi="Times New Roman"/>
+                <w:sz w:val="17"/>
+              </w:rPr>
+              <w:t>Graded compression</w:t>
+            </w:r>
+          </w:p>
+        </w:tc>
+        <w:tc>
+          <w:tcPr>
+            <w:tcW w:type="dxa" w:w="3120"/>
+          </w:tcPr>
+          <w:p>
+            <w:r/>
+            <w:r>
+              <w:rPr>
+                <w:rFonts w:ascii="Times New Roman" w:hAnsi="Times New Roman"/>
+                <w:sz w:val="17"/>
+              </w:rPr>
+              <w:t>Ultrasound</w:t>
+            </w:r>
+          </w:p>
+        </w:tc>
+        <w:tc>
+          <w:tcPr>
+            <w:tcW w:type="dxa" w:w="3120"/>
+          </w:tcPr>
+          <w:p>
+            <w:r/>
+            <w:r>
+              <w:rPr>
+                <w:rFonts w:ascii="Times New Roman" w:hAnsi="Times New Roman"/>
+                <w:sz w:val="17"/>
+              </w:rPr>
+              <w:t>加压|探头压|压迫探查</w:t>
+            </w:r>
+          </w:p>
+        </w:tc>
+      </w:tr>
+      <w:tr>
+        <w:tc>
+          <w:tcPr>
+            <w:tcW w:type="dxa" w:w="3120"/>
+          </w:tcPr>
+          <w:p>
+            <w:r/>
+            <w:r>
+              <w:rPr>
+                <w:rFonts w:ascii="Times New Roman" w:hAnsi="Times New Roman"/>
+                <w:sz w:val="17"/>
+              </w:rPr>
+              <w:t>Colour Doppler used</w:t>
+            </w:r>
+          </w:p>
+        </w:tc>
+        <w:tc>
+          <w:tcPr>
+            <w:tcW w:type="dxa" w:w="3120"/>
+          </w:tcPr>
+          <w:p>
+            <w:r/>
+            <w:r>
+              <w:rPr>
+                <w:rFonts w:ascii="Times New Roman" w:hAnsi="Times New Roman"/>
+                <w:sz w:val="17"/>
+              </w:rPr>
+              <w:t>Ultrasound</w:t>
+            </w:r>
+          </w:p>
+        </w:tc>
+        <w:tc>
+          <w:tcPr>
+            <w:tcW w:type="dxa" w:w="3120"/>
+          </w:tcPr>
+          <w:p>
+            <w:r/>
+            <w:r>
+              <w:rPr>
+                <w:rFonts w:ascii="Times New Roman" w:hAnsi="Times New Roman"/>
+                <w:sz w:val="17"/>
+              </w:rPr>
+              <w:t>CDFI|彩色多普勒|多普勒</w:t>
             </w:r>
           </w:p>
         </w:tc>
@@ -824,7 +1012,7 @@
                 <w:rFonts w:ascii="Times New Roman" w:hAnsi="Times New Roman"/>
                 <w:sz w:val="17"/>
               </w:rPr>
-              <w:t>气体干扰|肠气干扰|气体较多|积气.{0,10}(干扰|遮挡)|显示欠清|显示不清|声窗</w:t>
+              <w:t>气体干扰|肠气干扰|气体较多|积气[^。；\n]{0,10}(?:干扰|遮挡)|显示欠清|显示不清|声窗</w:t>
             </w:r>
           </w:p>
         </w:tc>
@@ -871,7 +1059,7 @@
                 <w:rFonts w:ascii="Times New Roman" w:hAnsi="Times New Roman"/>
                 <w:sz w:val="17"/>
               </w:rPr>
-              <w:t>回盲部</w:t>
+              <w:t>回盲</w:t>
             </w:r>
           </w:p>
         </w:tc>
@@ -1357,7 +1545,7 @@
         <w:spacing w:after="160"/>
       </w:pPr>
       <w:r>
-        <w:t>Two properties of this audit should be kept in mind. First, it records what was written, and is a lower bound on what was performed. Second, the whirlpool sign appears in the main manuscript both as an adjudicated study variable (59 of 119 reports) and as a text-pattern variable (57 of 119); the small difference reflects two reports in which the adjudicator recognised a whirlpool described in words the pattern did not capture, and both figures are reported for transparency.</w:t>
+        <w:t>Three properties of this audit should be kept in mind. First, it records what was written, and is a lower bound on what was performed. The D3 pattern accepts the four terms used for the third portion in this corpus (水平部, 水平段, 横部, 第三段); the negative lookbehind excludes 主动脉弓横部, and the enteric-fluid pattern requires a statement that fluid was given, so observed luminal fluid without a stated route was not counted. The main-manuscript variable combines the D3 and duodenojejunal-junction rows (2 and 0 of 119 reports respectively). A pattern for the abdominal aorta as a landmark for the mesenteric-vessel relationship was tested and discarded: of its three matches, two referred to cardiac or renal-vein findings rather than to mesenteric anatomy. Second, the whirlpool sign appears in the main manuscript both as an adjudicated study variable (59 of 119 reports) and as a text-pattern variable (57 of 119); the small difference reflects two reports in which the adjudicator recognised a whirlpool described in words the pattern did not capture, and both figures are reported for transparency.</w:t>
       </w:r>
     </w:p>
     <w:p>

--- a/Online_Resource_1_NLP_and_report_audit.docx
+++ b/Online_Resource_1_NLP_and_report_audit.docx
@@ -425,7 +425,7 @@
         <w:spacing w:after="160"/>
       </w:pPr>
       <w:r>
-        <w:t>Content coding was applied to the concatenated findings and conclusion text of each index report. Patterns are given as regular expressions over the source text; a report was coded positive for an element if the pattern matched anywhere in that text.</w:t>
+        <w:t>Content coding was applied to the concatenated findings and conclusion text of each index unit. The index unit is the examination episode closest to operation: all reports of that modality issued on that calendar day are pooled, because the department routinely issues separate gastrointestinal and great-vessel reports for one ultrasound session. Patterns are given as regular expressions over the source text. Technique elements (duodenal segments, the mesenteric vessels, enteric fluid, dynamic and compression technique, colour Doppler, caecal position) are coded on mention, whether the finding was normal or abnormal, because an examination that states the vessel relationship is normal did assess the vessels. Findings and adequacy statements (the whirlpool sign, limiting bowel gas) are coded clause-by-clause with negation and co-occurrence handling, as noted in the table.</w:t>
       </w:r>
     </w:p>
     <w:p>
@@ -589,7 +589,7 @@
                 <w:rFonts w:ascii="Times New Roman" w:hAnsi="Times New Roman"/>
                 <w:sz w:val="17"/>
               </w:rPr>
-              <w:t>十二指肠空肠曲|屈氏|Treitz|十二指肠悬韧带</w:t>
+              <w:t>十二指肠空肠曲|屈氏|Treitz|十二指肠悬韧带|十二指肠[-—与和]?空肠交界</w:t>
             </w:r>
           </w:p>
         </w:tc>
@@ -683,7 +683,7 @@
                 <w:rFonts w:ascii="Times New Roman" w:hAnsi="Times New Roman"/>
                 <w:sz w:val="17"/>
               </w:rPr>
-              <w:t>肠系膜上动脉|肠系膜上静脉|系膜血管|SMA|SMV</w:t>
+              <w:t>肠系膜上动、?静脉|肠系膜上动静脉|肠系膜上动脉|肠系膜上静脉|肠系膜血管|系膜血管|SMA|SMV  —  excluding matches whose only context is 左肾静脉 / 胡桃夹 / 肾静脉受压 with no whirlpool term</w:t>
             </w:r>
           </w:p>
         </w:tc>
@@ -777,7 +777,7 @@
                 <w:rFonts w:ascii="Times New Roman" w:hAnsi="Times New Roman"/>
                 <w:sz w:val="17"/>
               </w:rPr>
-              <w:t>漩涡|旋涡|涡流|螺旋</w:t>
+              <w:t>漩涡|旋涡|涡流|螺旋  —  counted only where no negation (未见|未探及|未显示|未发现|无明显|不明显|未闻) occurs in the 12 characters preceding the match within the same clause</w:t>
             </w:r>
           </w:p>
         </w:tc>
@@ -1012,7 +1012,7 @@
                 <w:rFonts w:ascii="Times New Roman" w:hAnsi="Times New Roman"/>
                 <w:sz w:val="17"/>
               </w:rPr>
-              <w:t>气体干扰|肠气干扰|气体较多|积气[^。；\n]{0,10}(?:干扰|遮挡)|显示欠清|显示不清|声窗</w:t>
+              <w:t>clause containing both (肠气|积气|气体干扰|气体遮挡|气体遮盖|气体较多|气强反射|充满气体) and (干扰|遮挡|遮盖|显示不清|显示欠清|探及?不满意|不满意)</w:t>
             </w:r>
           </w:p>
         </w:tc>
@@ -1341,7 +1341,7 @@
                 <w:rFonts w:ascii="Times New Roman" w:hAnsi="Times New Roman"/>
                 <w:sz w:val="17"/>
               </w:rPr>
-              <w:t>十二指肠空肠曲|屈氏|Treitz|十二指肠.{0,6}空肠</w:t>
+              <w:t>空肠曲|屈氏|Treitz|悬韧带|十二指肠[-—与和]?空肠交界</w:t>
             </w:r>
           </w:p>
         </w:tc>
@@ -1545,7 +1545,7 @@
         <w:spacing w:after="160"/>
       </w:pPr>
       <w:r>
-        <w:t>Three properties of this audit should be kept in mind. First, it records what was written, and is a lower bound on what was performed. The D3 pattern accepts the four terms used for the third portion in this corpus (水平部, 水平段, 横部, 第三段); the negative lookbehind excludes 主动脉弓横部, and the enteric-fluid pattern requires a statement that fluid was given, so observed luminal fluid without a stated route was not counted. The main-manuscript variable combines the D3 and duodenojejunal-junction rows (2 and 0 of 119 reports respectively). A pattern for the abdominal aorta as a landmark for the mesenteric-vessel relationship was tested and discarded: of its three matches, two referred to cardiac or renal-vein findings rather than to mesenteric anatomy. Second, the whirlpool sign appears in the main manuscript both as an adjudicated study variable (59 of 119 reports) and as a text-pattern variable (57 of 119); the small difference reflects two reports in which the adjudicator recognised a whirlpool described in words the pattern did not capture, and both figures are reported for transparency.</w:t>
+        <w:t>Three properties of this audit should be kept in mind. First, it records what was written, and is a lower bound on what was performed. The D3 pattern accepts the four terms used for the third portion in this corpus (水平部, 水平段, 横部, 第三段); the negative lookbehind excludes 主动脉弓横部, and the enteric-fluid pattern requires a statement that fluid was given, so observed luminal fluid without a stated route was not counted. Second, patterns were fixed only after enumerating every occurrence of the relevant vocabulary in the corpus and inspecting each match: a pattern for the abdominal aorta was discarded because two of its three matches were cardiac or renal-vein findings, the mesenteric-vessel pattern was extended to 肠系膜上动、静脉 and 肠系膜上动静脉 and excludes an isolated left-renal-vein measurement, and the duodenojejunal-junction pattern was extended to the 交界 wording used in this corpus. Third, the whirlpool text variable agrees with the separately adjudicated whirlpool variable in 118 of the 119 ultrasound examinations; the single disagreement is a child whose whirlpool was documented on an ultrasound performed on a different day from the index episode.</w:t>
       </w:r>
     </w:p>
     <w:p>

--- a/Online_Resource_1_NLP_and_report_audit.docx
+++ b/Online_Resource_1_NLP_and_report_audit.docx
@@ -410,6 +410,22 @@
       </w:pPr>
       <w:r>
         <w:t>Two limitations of this exercise should be stated. First, agreement is measured against labels that were themselves partly produced by rule-based classification, so it demonstrates that the published rules reproduce the analysis, not that either is correct against blinded image review. Second, the certainty tiers in Table 2 of the manuscript are computed over the adjudicated positive reports, whereas the reference implementation tiers its own positives; the two sets differ by the seventeen reports above, so tier counts differ by small numbers.</w:t>
+      </w:r>
+    </w:p>
+    <w:p>
+      <w:pPr>
+        <w:pStyle w:val="Heading1"/>
+      </w:pPr>
+      <w:r>
+        <w:t>G2. Cohort retrieval strings</w:t>
+      </w:r>
+    </w:p>
+    <w:p>
+      <w:pPr>
+        <w:spacing w:after="160"/>
+      </w:pPr>
+      <w:r>
+        <w:t>Children were retrieved from the institutional surgical records database by matching, case-insensitively, the operative diagnosis field (术中诊断) against `肠旋转不良` or the procedure-name field (手术名称) against `Ladd`. Applied to the 559 operative records of 499 children held for the study period, this returns 503 records in 465 children; every retrieved record was read before inclusion. The 34 children not returned had operative diagnoses unrelated to malrotation (appendicitis, hypertrophic pyloric stenosis, Hirschsprung disease, diaphragmatic and cardiac procedures among them).</w:t>
       </w:r>
     </w:p>
     <w:p>

--- a/Online_Resource_1_NLP_and_report_audit.docx
+++ b/Online_Resource_1_NLP_and_report_audit.docx
@@ -16,7 +16,7 @@
         <w:spacing w:after="160"/>
       </w:pPr>
       <w:r>
-        <w:t>Supplement to: "Routine ultrasound reports for intestinal malrotation rarely document duodenal landmarks: a report-level audit of 740 preoperative examinations in 465 surgically confirmed children"</w:t>
+        <w:t>Supplement to: "Routine ultrasound reports for intestinal malrotation rarely document duodenal landmarks: an audit of 740 preoperative index examinations in 410 surgically confirmed children"</w:t>
       </w:r>
     </w:p>
     <w:p>

--- a/Online_Resource_1_NLP_and_report_audit.docx
+++ b/Online_Resource_1_NLP_and_report_audit.docx
@@ -24,7 +24,7 @@
         <w:spacing w:after="160"/>
       </w:pPr>
       <w:r>
-        <w:t>Sections A–F specify the classification rules. Section J reports a reference implementation of those rules, provided as a runnable script, and its agreement with the final adjudicated labels; the rules below are therefore an executable specification rather than a prose summary.</w:t>
+        <w:t>Sections A–F specify the classification rules. Section J reports a reference implementation of those rules as a runnable script, together with its agreement with the final adjudicated labels, so that the specification below can be executed rather than only read.</w:t>
       </w:r>
     </w:p>
     <w:p>
@@ -158,7 +158,7 @@
         <w:t>Definite</w:t>
       </w:r>
       <w:r>
-        <w:t xml:space="preserve"> — no qualifier (e.g. 中肠旋转不良。 "midgut malrotation.").</w:t>
+        <w:t>: no qualifier (e.g. 中肠旋转不良。 "midgut malrotation.").</w:t>
       </w:r>
     </w:p>
     <w:p>
@@ -172,7 +172,7 @@
         <w:t>Probable</w:t>
       </w:r>
       <w:r>
-        <w:t xml:space="preserve"> — 多考虑, 首先考虑, 考虑, 倾向, 符合…表现 ("most likely", "first consideration", "consistent with").</w:t>
+        <w:t>: 多考虑, 首先考虑, 考虑, 倾向, 符合…表现 ("most likely", "first consideration", "consistent with").</w:t>
       </w:r>
     </w:p>
     <w:p>
@@ -186,7 +186,7 @@
         <w:t>Possible</w:t>
       </w:r>
       <w:r>
-        <w:t xml:space="preserve"> — 可疑, 可能, 不除外, 不排除, 待排, 待除外, 建议…除外/排除/进一步检查, 似, ？/? ("suspected", "cannot be excluded", "recommend further study to exclude", "?").</w:t>
+        <w:t>: 可疑, 可能, 不除外, 不排除, 待排, 待除外, 建议…除外/排除/进一步检查, 似, ？/? ("suspected", "cannot be excluded", "recommend further study to exclude", "?").</w:t>
       </w:r>
     </w:p>
     <w:p>
@@ -230,7 +230,7 @@
         <w:t>E2 Distinction between negation and hedged exclusion.</w:t>
       </w:r>
       <w:r>
-        <w:t xml:space="preserve"> 建议进一步检查除外肠旋转不良 ("recommend further study to exclude malrotation") is not a negation: it raises the diagnosis. Such clauses were labelled positive at possible-tier certainty. This rule was applied consistently and is the single most consequential interpretive decision in the algorithm; the sensitivity analysis in Table 2 exists because of it.</w:t>
+        <w:t xml:space="preserve"> 建议进一步检查除外肠旋转不良 ("recommend further study to exclude malrotation") is not a negation: it raises the diagnosis. Such clauses were labelled positive at possible-tier certainty. This rule was applied consistently. It is the most consequential interpretive decision in the algorithm, and it is the reason for the sensitivity analysis in Table 2.</w:t>
       </w:r>
     </w:p>
     <w:p>
@@ -244,7 +244,7 @@
         <w:t>E3 Organ exclusions.</w:t>
       </w:r>
       <w:r>
-        <w:t xml:space="preserve"> 胃扭转 and 胃翻转 (gastric volvulus / organoaxial gastric rotation) are benign findings unrelated to midgut rotation and never make a report positive, even though they contain 扭转. Likewise excluded: 睾丸扭转, 卵巢扭转, 附件扭转, 精索扭转, 大网膜扭转, 阑尾扭转 (testicular, ovarian, adnexal, spermatic-cord, omental and appendiceal torsion). A report may still be positive on other grounds — for example 中肠旋转不良并十二指肠不全性梗阻考虑。胃翻转。 is positive on its first clause.</w:t>
+        <w:t xml:space="preserve"> 胃扭转 and 胃翻转 (gastric volvulus / organoaxial gastric rotation) are benign findings unrelated to midgut rotation and never make a report positive, even though they contain 扭转. Likewise excluded: 睾丸扭转, 卵巢扭转, 附件扭转, 精索扭转, 大网膜扭转, 阑尾扭转 (testicular, ovarian, adnexal, spermatic-cord, omental and appendiceal torsion). A report may still be positive on other grounds: 中肠旋转不良并十二指肠不全性梗阻考虑。胃翻转。 is positive on its first clause.</w:t>
       </w:r>
     </w:p>
     <w:p>
@@ -282,7 +282,7 @@
         <w:pStyle w:val="Heading1"/>
       </w:pPr>
       <w:r>
-        <w:t>G. Validation, and the errors we found</w:t>
+        <w:t>G. Validation and adjudication</w:t>
       </w:r>
     </w:p>
     <w:p>
@@ -355,7 +355,7 @@
         <w:t>Typical failure modes observed:</w:t>
       </w:r>
       <w:r>
-        <w:t xml:space="preserve"> (i) the diagnosis stated only in the findings section and not carried into the conclusion; (ii) a diagnostic sign described morphologically without the diagnosis being named (e.g. 中上腹异常光团回声，内呈强弱相间的漩涡状回声 — "abnormal mass-like echo in the upper abdomen with alternating whirled echogenicity" — without the words 旋转不良); (iii) the diagnosis embedded in a long multi-organ conclusion after several unrelated clauses.</w:t>
+        <w:t xml:space="preserve"> (i) the diagnosis stated only in the findings section and not carried into the conclusion; (ii) a diagnostic sign described morphologically without the diagnosis being named, as in 中上腹异常光团回声，内呈强弱相间的漩涡状回声 ("abnormal mass-like echo in the upper abdomen with alternating whirled echogenicity"), which does not contain the words 旋转不良; (iii) the diagnosis embedded in a long multi-organ conclusion after several unrelated clauses.</w:t>
       </w:r>
     </w:p>
     <w:p>
@@ -385,7 +385,7 @@
         <w:spacing w:after="160"/>
       </w:pPr>
       <w:r>
-        <w:t>The rules in Sections C–F are provided as a runnable Python script (`classifier.py`, deposited with this Online Resource), so that they can be inspected, criticised and re-applied rather than taken on trust. The script takes a report conclusion and a modality and returns a binary label and a certainty tier, implementing clause segmentation (B), the positive-evidence dictionary (C), certainty tiering (D), negation, hedged-exclusion and organ-exclusion handling (E), and the priority order (F).</w:t>
+        <w:t>The rules in Sections C–F are provided as a runnable Python script (`classifier.py`, deposited with this Online Resource) so that they can be inspected and re-applied. The script takes a report conclusion and a modality and returns a binary label and a certainty tier, implementing clause segmentation (B), the positive-evidence dictionary (C), certainty tiering (D), negation, hedged-exclusion and organ-exclusion handling (E), and the priority order (F).</w:t>
       </w:r>
     </w:p>
     <w:p>
@@ -393,7 +393,7 @@
         <w:spacing w:after="160"/>
       </w:pPr>
       <w:r>
-        <w:t>Applied to all 740 preoperative index reports and compared with the final labels used in the analysis — that is, the algorithmic labels after blinded surgeon adjudication — the reference implementation agreed on 723 of 740 (97.7%): 98.0% for the UGI series, 98.1% for CT and 95.8% for ultrasound. Sixteen of the seventeen disagreements were reference-implementation under-calls and one was an over-call.</w:t>
+        <w:t>Applied to all 740 preoperative index reports and compared with the final labels used in the analysis (the algorithmic labels after blinded surgeon adjudication), the reference implementation agreed on 723 of 740 (97.7%): 98.0% for the UGI series, 98.1% for CT and 95.8% for ultrasound. Sixteen of the seventeen disagreements were reference-implementation under-calls and one was an over-call.</w:t>
       </w:r>
     </w:p>
     <w:p>
@@ -401,7 +401,7 @@
         <w:spacing w:after="160"/>
       </w:pPr>
       <w:r>
-        <w:t>This asymmetry is the point rather than an artefact. The residual under-calls are dominated by the failure modes listed in Section G: the diagnosis stated in the findings section but not carried into the conclusion; a conclusion that consists only of a cross-reference to another report; and a diagnostic sign described morphologically without the diagnosis being named. Because these are precisely the reports the adjudication corrected upward, the direction of error confirms that the detection rates reported in the manuscript are conservative — a rule set of this kind under-detects rather than over-detects.</w:t>
+        <w:t>The residual under-calls are dominated by the failure modes listed in Section G: the diagnosis stated in the findings section but not carried into the conclusion; a conclusion consisting only of a cross-reference to another report; and a diagnostic sign described morphologically without the diagnosis being named. These are the reports that adjudication corrected upward, so the direction of error is consistent with a rule set of this kind under-detecting rather than over-detecting, and the detection rates reported in the manuscript are conservative.</w:t>
       </w:r>
     </w:p>
     <w:p>
@@ -409,7 +409,7 @@
         <w:spacing w:after="160"/>
       </w:pPr>
       <w:r>
-        <w:t>Two limitations of this exercise should be stated. First, agreement is measured against labels that were themselves partly produced by rule-based classification, so it demonstrates that the published rules reproduce the analysis, not that either is correct against blinded image review. Second, the certainty tiers in Table 2 of the manuscript are computed over the adjudicated positive reports, whereas the reference implementation tiers its own positives; the two sets differ by the seventeen reports above, so tier counts differ by small numbers.</w:t>
+        <w:t>This exercise has two limitations. First, agreement is measured against labels that were themselves partly produced by rule-based classification, so it demonstrates that the published rules reproduce the analysis, not that either is correct against blinded image review. Second, the certainty tiers in Table 2 of the manuscript are computed over the adjudicated positive reports, whereas the reference implementation tiers its own positives; the two sets differ by the seventeen reports above, so tier counts differ by small numbers.</w:t>
       </w:r>
     </w:p>
     <w:p>
@@ -699,7 +699,7 @@
                 <w:rFonts w:ascii="Times New Roman" w:hAnsi="Times New Roman"/>
                 <w:sz w:val="17"/>
               </w:rPr>
-              <w:t>肠系膜上动、?静脉|肠系膜上动静脉|肠系膜上动脉|肠系膜上静脉|肠系膜血管|系膜血管|SMA|SMV  —  excluding matches whose only context is 左肾静脉 / 胡桃夹 / 肾静脉受压 with no whirlpool term</w:t>
+              <w:t>肠系膜上动、?静脉|肠系膜上动静脉|肠系膜上动脉|肠系膜上静脉|肠系膜血管|系膜血管|SMA|SMV; excluding matches whose only context is 左肾静脉 / 胡桃夹 / 肾静脉受压 with no whirlpool term</w:t>
             </w:r>
           </w:p>
         </w:tc>
@@ -793,7 +793,7 @@
                 <w:rFonts w:ascii="Times New Roman" w:hAnsi="Times New Roman"/>
                 <w:sz w:val="17"/>
               </w:rPr>
-              <w:t>漩涡|旋涡|涡流|螺旋  —  counted only where no negation (未见|未探及|未显示|未发现|无明显|不明显|未闻) occurs in the 12 characters preceding the match within the same clause</w:t>
+              <w:t>漩涡|旋涡|涡流|螺旋; counted only where no negation (未见|未探及|未显示|未发现|无明显|不明显|未闻) occurs in the 12 characters preceding the match within the same clause</w:t>
             </w:r>
           </w:p>
         </w:tc>
@@ -1561,7 +1561,7 @@
         <w:spacing w:after="160"/>
       </w:pPr>
       <w:r>
-        <w:t>Three properties of this audit should be kept in mind. First, it records what was written, and is a lower bound on what was performed. The D3 pattern accepts the four terms used for the third portion in this corpus (水平部, 水平段, 横部, 第三段); the negative lookbehind excludes 主动脉弓横部, and the enteric-fluid pattern requires a statement that fluid was given, so observed luminal fluid without a stated route was not counted. Second, patterns were fixed only after enumerating every occurrence of the relevant vocabulary in the corpus and inspecting each match: a pattern for the abdominal aorta was discarded because two of its three matches were cardiac or renal-vein findings, the mesenteric-vessel pattern was extended to 肠系膜上动、静脉 and 肠系膜上动静脉 and excludes an isolated left-renal-vein measurement, and the duodenojejunal-junction pattern was extended to the 交界 wording used in this corpus. Third, the whirlpool text variable agrees with the separately adjudicated whirlpool variable in 118 of the 119 ultrasound examinations; the single disagreement is a child whose whirlpool was documented on an ultrasound performed on a different day from the index episode.</w:t>
+        <w:t>Three properties of this audit qualify its interpretation. First, it records what was written, and is a lower bound on what was performed. The D3 pattern accepts the four terms used for the third portion in this corpus (水平部, 水平段, 横部, 第三段); the negative lookbehind excludes 主动脉弓横部, and the enteric-fluid pattern requires a statement that fluid was given, so observed luminal fluid without a stated route was not counted. Second, patterns were fixed only after enumerating every occurrence of the relevant vocabulary in the corpus and inspecting each match: a pattern for the abdominal aorta was discarded because two of its three matches were cardiac or renal-vein findings, the mesenteric-vessel pattern was extended to 肠系膜上动、静脉 and 肠系膜上动静脉 and excludes an isolated left-renal-vein measurement, and the duodenojejunal-junction pattern was extended to the 交界 wording used in this corpus. Third, the whirlpool text variable agrees with the separately adjudicated whirlpool variable in 118 of the 119 ultrasound examinations; the single disagreement is a child whose whirlpool was documented on an ultrasound performed on a different day from the index episode.</w:t>
       </w:r>
     </w:p>
     <w:p>

--- a/Online_Resource_1_NLP_and_report_audit.docx
+++ b/Online_Resource_1_NLP_and_report_audit.docx
@@ -114,7 +114,7 @@
         <w:t>UGI-series-specific signs:</w:t>
       </w:r>
       <w:r>
-        <w:t xml:space="preserve"> 十二指肠空肠曲位置异常 / 位置偏低 / 位于中线 (abnormally positioned duodenojejunal junction); 弹簧征 (spring or corkscrew sign); 螺旋状 / 盘曲 (corkscrew or coiled course of proximal small bowel); 空肠位于右腹 / 右中腹 (jejunum lying on the right).</w:t>
+        <w:t xml:space="preserve"> 十二指肠空肠曲位置异常 / 位置偏低 / 位于中线 (abnormally positioned duodenojejunal junction); 弹簧征 (spring or corkscrew sign); 螺旋状 / 盘曲 (corkscrew or coiled course of proximal small bowel).</w:t>
       </w:r>
     </w:p>
     <w:p>
@@ -128,7 +128,15 @@
         <w:t>CT-specific signs:</w:t>
       </w:r>
       <w:r>
-        <w:t xml:space="preserve"> 漩涡征 / 旋涡样改变 (mesenteric whirl); 十二指肠位置异常 (abnormal duodenal position); 肠系膜血管走行异常 (abnormal mesenteric-vessel course).</w:t>
+        <w:t xml:space="preserve"> 漩涡征 / 旋涡样改变 (mesenteric whirl); 十二指肠位置异常 (abnormal duodenal position).</w:t>
+      </w:r>
+    </w:p>
+    <w:p>
+      <w:pPr>
+        <w:spacing w:after="160"/>
+      </w:pPr>
+      <w:r>
+        <w:t>This dictionary is exactly the positivity definition given in the Methods. Jejunal position on the right and the course of the mesenteric vessels are audited as documented content (Section H) but are not positivity criteria, because the reporting radiologist may describe either without concluding that malrotation is present.</w:t>
       </w:r>
     </w:p>
     <w:p>
@@ -216,7 +224,7 @@
         <w:t>E1 Negation.</w:t>
       </w:r>
       <w:r>
-        <w:t xml:space="preserve"> A candidate positive was cancelled if a negation cue appeared in the same clause and governed the diagnostic term: 未见 (not seen), 无 (absent), 未 (not), 排除 (excluded), 正常 (normal), 阴性 (negative), 未见明显异常 (no significant abnormality). Negation scope was the clause, not the sentence or report, so 未见明显梗阻征象。中肠旋转不良考虑。 ("no obstruction seen. Midgut malrotation considered.") remains positive.</w:t>
+        <w:t xml:space="preserve"> A candidate positive was cancelled when a negation cue governed the diagnostic term: 未见 / 未探及 / 未显示 / 未发现 (not seen), 无 / 无明显 (absent), 不考虑 (not considered), 正常 (normal), 阴性 (negative). A cue governs the term only when it stands in the twelve characters preceding it, so 未见明显梗阻征象。中肠旋转不良考虑。 remains positive, and so does 中肠旋转不良术后：未见明显梗阻征象, where the negation governs the obstruction rather than the rotation. 无 is not read as a cue inside 有无 ("whether or not"), which raises the question rather than answering it. 排除 and 除外 are not negation cues in this corpus: every occurrence with the diagnosis is a request to exclude it, which rule E2 treats as raising it.</w:t>
       </w:r>
     </w:p>
     <w:p>
@@ -274,7 +282,7 @@
         <w:spacing w:after="160"/>
       </w:pPr>
       <w:r>
-        <w:t>Rules were applied in this order, first match winning: (1) organ exclusions (E3); (2) clause-level negation (E1); (3) hedged-exclusion recognition (E2); (4) positive-evidence dictionary (C); (5) certainty tagging (D). Reports with no matching clause were labelled negative. Technically non-diagnostic studies were not coded separately as indeterminate and were labelled by their stated conclusion.</w:t>
+        <w:t>Rules were applied in this order: (1) organ exclusions (E3); (2) positive-evidence dictionary (C); (3) hedged-exclusion recognition (E2); (4) negation (E1); (5) certainty tagging (D). E2 is read before E1 because a request to exclude the diagnosis raises it and must not be cancelled as a negation; a hedged cue is read in the twelve characters before the term or, up to the next punctuation, after it. Reports with no matching clause were labelled negative. Technically non-diagnostic studies were not coded separately as indeterminate and were labelled by their stated conclusion.</w:t>
       </w:r>
     </w:p>
     <w:p>
@@ -393,7 +401,7 @@
         <w:spacing w:after="160"/>
       </w:pPr>
       <w:r>
-        <w:t>Applied to all 740 preoperative index reports and compared with the final labels used in the analysis (the algorithmic labels after blinded surgeon adjudication), the reference implementation agreed on 723 of 740 (97.7%): 98.0% for the UGI series, 98.1% for CT and 95.8% for ultrasound. Sixteen of the seventeen disagreements were reference-implementation under-calls and one was an over-call.</w:t>
+        <w:t>Applied to all 740 preoperative index reports and compared with the final labels used in the analysis (the algorithmic labels after blinded surgeon adjudication), the reference implementation agreed on 726 of 740 (98.1%): 98.7% for the UGI series, 98.1% for CT and 96.6% for ultrasound. All fourteen disagreements were reference-implementation under-calls; there was no over-call.</w:t>
       </w:r>
     </w:p>
     <w:p>

--- a/Online_Resource_1_NLP_and_report_audit.docx
+++ b/Online_Resource_1_NLP_and_report_audit.docx
@@ -56,7 +56,25 @@
         <w:spacing w:after="160"/>
       </w:pPr>
       <w:r>
-        <w:t>Each report was split into a findings section (检查所见 / 超声检查所见) and a conclusion section (检查结论 / 超声检查结论). The positive/negative label was determined from the conclusion section; the findings section was used only for content coding and for the targeted adjudication sample. Conclusions were segmented into clauses at the characters 。；;、and at line breaks. Each clause was evaluated independently, and the report label was the disjunction over clauses (any positive clause makes the report positive), subject to the negation and exclusion rules below.</w:t>
+        <w:t xml:space="preserve">Each report was split into a findings section (检查所见 / 超声检查所见) and a conclusion section (检查结论 / 超声检查结论). The </w:t>
+      </w:r>
+      <w:r>
+        <w:rPr>
+          <w:b/>
+        </w:rPr>
+        <w:t>algorithmic</w:t>
+      </w:r>
+      <w:r>
+        <w:t xml:space="preserve"> label was determined from the conclusion section alone; the findings section was used for content coding and to select the targeted adjudication sample. The </w:t>
+      </w:r>
+      <w:r>
+        <w:rPr>
+          <w:b/>
+        </w:rPr>
+        <w:t>final</w:t>
+      </w:r>
+      <w:r>
+        <w:t xml:space="preserve"> label used in the analysis is the algorithmic label after blinded adjudication, and adjudication read the whole report: five reports were changed to positive because a malrotation sign appeared in the findings section without being carried into the conclusion (Section G). The final outcome is therefore "positive under the study definition after adjudication", not "positive conclusion", and the two differ in those five reports. Conclusions were segmented into clauses at the characters 。；;、and at line breaks. Each clause was evaluated independently, and the report label was the disjunction over clauses (any positive clause makes the report positive), subject to the negation and exclusion rules below.</w:t>
       </w:r>
     </w:p>
     <w:p>
@@ -349,7 +367,7 @@
         <w:t>Direction of error.</w:t>
       </w:r>
       <w:r>
-        <w:t xml:space="preserve"> All 7 discordances across both samples were machine under-calls (a true positive labelled negative). No machine over-call was identified. Reported detection rates are therefore conservative.</w:t>
+        <w:t xml:space="preserve"> All 7 discordances identified in the two reviewed samples were algorithmic under-calls (a true positive labelled negative) and were corrected. No over-call was identified among the 32 reports reviewed. This does not establish the direction of residual misclassification in the 708 reports that were not reviewed: the random sample contains 24 reports, and the targeted sample was selected on suspected under-call, so it could not have produced an over-call. Whether the reported detection rates are biased, and in which direction, is not determined by these data.</w:t>
       </w:r>
     </w:p>
     <w:p>
@@ -409,7 +427,15 @@
         <w:spacing w:after="160"/>
       </w:pPr>
       <w:r>
-        <w:t>The residual under-calls are dominated by the failure modes listed in Section G: the diagnosis stated in the findings section but not carried into the conclusion; a conclusion consisting only of a cross-reference to another report; and a diagnostic sign described morphologically without the diagnosis being named. These are the reports that adjudication corrected upward, so the direction of error is consistent with a rule set of this kind under-detecting rather than over-detecting, and the detection rates reported in the manuscript are conservative.</w:t>
+        <w:t>These 14 disagreements are not the same set as the 7 corrections made by the adjudicator in Section G, and the two counts should not be equated. The 7 are the discordances found in the 32 reports a human reviewed; the 14 are the reports where the published code and the final label differ, across all 740. Only some of the 14 were among the 32 reviewed; the analysis dataset retains the final labels only, without a per-report record of which reports were adjudicated or of their pre-adjudication labels, so the overlap cannot be reconstructed here.</w:t>
+      </w:r>
+    </w:p>
+    <w:p>
+      <w:pPr>
+        <w:spacing w:after="160"/>
+      </w:pPr>
+      <w:r>
+        <w:t>The 14 share the failure modes listed in Section G: the diagnosis stated in the findings section but not carried into the conclusion; a conclusion consisting only of a cross-reference to another report; and a diagnostic sign described morphologically without the diagnosis being named. That all 14 are under-calls shows that a conclusion-only rule set of this kind loses reports rather than inventing them, which is a property of the code; it is not evidence about the direction of error in the final labels, which no longer depend on the code.</w:t>
       </w:r>
     </w:p>
     <w:p>

--- a/Online_Resource_1_NLP_and_report_audit.docx
+++ b/Online_Resource_1_NLP_and_report_audit.docx
@@ -316,7 +316,7 @@
         <w:spacing w:after="160"/>
       </w:pPr>
       <w:r>
-        <w:t>A paediatric surgeon blinded to the operative findings adjudicated 32 reports in two independent samples.</w:t>
+        <w:t>A paediatric surgeon blinded to the operative findings adjudicated 32 reports in two independent samples, and later re-read a further nine flagged by a screen of the whole dataset.</w:t>
       </w:r>
     </w:p>
     <w:p>
@@ -364,10 +364,40 @@
         <w:rPr>
           <w:b/>
         </w:rPr>
+        <w:t>Sample 3 (two-directional screen of all 740 index units).</w:t>
+      </w:r>
+      <w:r>
+        <w:t xml:space="preserve"> Both earlier samples could only produce under-calls: one was small and the other was selected on suspected under-call. Every index unit was therefore screened in both directions — positive units whose pooled text matched no term naming malrotation or volvulus and no modality-specific sign pattern, and negative units whose text did name the diagnosis. The screen returned nine units of the first kind and none of the second. All nine were read against the source reports by the same clinician.</w:t>
+      </w:r>
+    </w:p>
+    <w:p>
+      <w:pPr>
+        <w:spacing w:after="160"/>
+      </w:pPr>
+      <w:r>
+        <w:t>Three were over-calls and were corrected to negative: two CT units whose reports concern unrelated findings (a quadrate-lobe haemangioma with mild hepatomegaly; colonic distension with an appendicolith and rectal wall thickening), and one bedside ultrasound of liver, spleen, left renal vein and pylorus in a child whose diagnosis was made by the upper gastrointestinal series. The corrections, with their reasons, are listed in `label_corrections.csv` and applied to the analysis matrix by `core.py`; the raw data export is unaltered.</w:t>
+      </w:r>
+    </w:p>
+    <w:p>
+      <w:pPr>
+        <w:spacing w:after="160"/>
+      </w:pPr>
+      <w:r>
+        <w:t>The other six were confirmed as correct and illustrate why a conclusion-only pattern match is not the label. Four describe the finding morphologically without naming it: bowel encircling the mesenteric vessels in a ring-like arrangement, mesenteric vessels of disordered course wrapped by swollen mesentery, an obstructive lesion of the distal duodenum with clustered mid-abdominal bowel, and jejunum lying to the right of the midline. One is a conclusion consisting only of a cross-reference to a report that is absent from the data export, so its text could not be re-read and the label was left as it stood. In one child the index ultrasound episode is negative while an examination 2.4 days earlier recorded a whirlpool; the label reflects the earlier episode, so for this one ultrasound unit the label and the index-episode text disagree.</w:t>
+      </w:r>
+    </w:p>
+    <w:p>
+      <w:pPr>
+        <w:spacing w:after="160"/>
+      </w:pPr>
+      <w:r>
+        <w:rPr>
+          <w:b/>
+        </w:rPr>
         <w:t>Direction of error.</w:t>
       </w:r>
       <w:r>
-        <w:t xml:space="preserve"> All 7 discordances identified in the two reviewed samples were algorithmic under-calls (a true positive labelled negative) and were corrected. No over-call was identified among the 32 reports reviewed. This does not establish the direction of residual misclassification in the 708 reports that were not reviewed: the random sample contains 24 reports, and the targeted sample was selected on suspected under-call, so it could not have produced an over-call. Whether the reported detection rates are biased, and in which direction, is not determined by these data.</w:t>
+        <w:t xml:space="preserve"> All 7 discordances in the first two samples were algorithmic under-calls and were corrected; the third screen found 3 over-calls, which were also corrected. Ten corrections were therefore made in all, 7 in one direction and 3 in the other. The third screen covers every index unit, but only through text patterns: it can find a positive label that no pattern supports and a negative label whose text names the diagnosis, and it cannot find a report whose wording is ambiguous in neither of those ways. Residual misclassification is therefore bounded rather than excluded, and the analyses were not repeated under alternative label assumptions.</w:t>
       </w:r>
     </w:p>
     <w:p>
@@ -419,7 +449,7 @@
         <w:spacing w:after="160"/>
       </w:pPr>
       <w:r>
-        <w:t>Applied to all 740 preoperative index reports and compared with the final labels used in the analysis (the algorithmic labels after blinded surgeon adjudication), the reference implementation agreed on 726 of 740 (98.1%): 98.7% for the UGI series, 98.1% for CT and 96.6% for ultrasound. All fourteen disagreements were reference-implementation under-calls; there was no over-call.</w:t>
+        <w:t>The comparison is made by `classifier_agreement.py`, which applies the script to the pooled conclusion of each of the 740 index examination episodes — the same index unit the analysis uses — and compares the result with the final labels (the algorithmic labels after adjudication). The reference implementation agreed on 732 of 740 (98.9%): 298 of 301 (99.0%) for the UGI series, 316 of 320 (98.8%) for CT and 118 of 119 (99.2%) for ultrasound. All eight disagreements were reference-implementation under-calls; there was no over-call.</w:t>
       </w:r>
     </w:p>
     <w:p>
@@ -427,7 +457,7 @@
         <w:spacing w:after="160"/>
       </w:pPr>
       <w:r>
-        <w:t>These 14 disagreements are not the same set as the 7 corrections made by the adjudicator in Section G, and the two counts should not be equated. The 7 are the discordances found in the 32 reports a human reviewed; the 14 are the reports where the published code and the final label differ, across all 740. Only some of the 14 were among the 32 reviewed; the analysis dataset retains the final labels only, without a per-report record of which reports were adjudicated or of their pre-adjudication labels, so the overlap cannot be reconstructed here.</w:t>
+        <w:t>These 8 disagreements are not the same set as the 10 corrections made by the adjudicator in Section G, and the two counts should not be equated. The 10 are the corrections made after human review; the 8 are the index units where the published code and the final label differ, across all 740. Only some of the 8 were among the reports reviewed in Samples 1 and 2; the analysis dataset retains the final labels only, without a per-report record of which reports were adjudicated or of their pre-adjudication labels, so the overlap cannot be reconstructed here.</w:t>
       </w:r>
     </w:p>
     <w:p>
@@ -435,7 +465,7 @@
         <w:spacing w:after="160"/>
       </w:pPr>
       <w:r>
-        <w:t>The 14 share the failure modes listed in Section G: the diagnosis stated in the findings section but not carried into the conclusion; a conclusion consisting only of a cross-reference to another report; and a diagnostic sign described morphologically without the diagnosis being named. That all 14 are under-calls shows that a conclusion-only rule set of this kind loses reports rather than inventing them, which is a property of the code; it is not evidence about the direction of error in the final labels, which no longer depend on the code.</w:t>
+        <w:t>The 8 share the failure modes listed in Section G: the diagnosis stated in the findings section but not carried into the conclusion; a conclusion consisting only of a cross-reference to another report; and a diagnostic sign described morphologically without the diagnosis being named. That all 8 are under-calls shows that a conclusion-only rule set of this kind loses reports rather than inventing them, which is a property of the code; it is not evidence about the direction of error in the final labels, which no longer depend on the code.</w:t>
       </w:r>
     </w:p>
     <w:p>
@@ -443,7 +473,7 @@
         <w:spacing w:after="160"/>
       </w:pPr>
       <w:r>
-        <w:t>This exercise has two limitations. First, agreement is measured against labels that were themselves partly produced by rule-based classification, so it demonstrates that the published rules reproduce the analysis, not that either is correct against blinded image review. Second, the certainty tiers in Table 2 of the manuscript are computed over the adjudicated positive reports, whereas the reference implementation tiers its own positives; the two sets differ by the seventeen reports above, so tier counts differ by small numbers.</w:t>
+        <w:t>This exercise has two limitations. First, agreement is measured against labels that were themselves partly produced by rule-based classification, so it demonstrates that the published rules reproduce the analysis, not that either is correct against blinded image review. Second, the certainty tiers in Table 2 of the manuscript are computed over the adjudicated positive reports, whereas the reference implementation tiers its own positives; the two sets differ by the eight units above, so tier counts differ by small numbers.</w:t>
       </w:r>
     </w:p>
     <w:p>
@@ -1895,7 +1925,7 @@
                 <w:rFonts w:ascii="Times New Roman" w:hAnsi="Times New Roman"/>
                 <w:sz w:val="17"/>
               </w:rPr>
-              <w:t>171 (53.4%)</w:t>
+              <w:t>169 (52.8%)</w:t>
             </w:r>
           </w:p>
         </w:tc>
@@ -1910,7 +1940,7 @@
                 <w:rFonts w:ascii="Times New Roman" w:hAnsi="Times New Roman"/>
                 <w:sz w:val="17"/>
               </w:rPr>
-              <w:t>149 (46.6%)</w:t>
+              <w:t>151 (47.2%)</w:t>
             </w:r>
           </w:p>
         </w:tc>
@@ -1925,7 +1955,7 @@
                 <w:rFonts w:ascii="Times New Roman" w:hAnsi="Times New Roman"/>
                 <w:sz w:val="17"/>
               </w:rPr>
-              <w:t>34</w:t>
+              <w:t>33</w:t>
             </w:r>
           </w:p>
         </w:tc>
@@ -1940,7 +1970,7 @@
                 <w:rFonts w:ascii="Times New Roman" w:hAnsi="Times New Roman"/>
                 <w:sz w:val="17"/>
               </w:rPr>
-              <w:t>75</w:t>
+              <w:t>74</w:t>
             </w:r>
           </w:p>
         </w:tc>
@@ -2002,7 +2032,7 @@
                 <w:rFonts w:ascii="Times New Roman" w:hAnsi="Times New Roman"/>
                 <w:sz w:val="17"/>
               </w:rPr>
-              <w:t>65 (54.6%)</w:t>
+              <w:t>64 (53.8%)</w:t>
             </w:r>
           </w:p>
         </w:tc>
@@ -2017,7 +2047,7 @@
                 <w:rFonts w:ascii="Times New Roman" w:hAnsi="Times New Roman"/>
                 <w:sz w:val="17"/>
               </w:rPr>
-              <w:t>54 (45.4%)</w:t>
+              <w:t>55 (46.2%)</w:t>
             </w:r>
           </w:p>
         </w:tc>
@@ -2032,7 +2062,7 @@
                 <w:rFonts w:ascii="Times New Roman" w:hAnsi="Times New Roman"/>
                 <w:sz w:val="17"/>
               </w:rPr>
-              <w:t>16</w:t>
+              <w:t>15</w:t>
             </w:r>
           </w:p>
         </w:tc>
@@ -2109,7 +2139,7 @@
                 <w:rFonts w:ascii="Times New Roman" w:hAnsi="Times New Roman"/>
                 <w:sz w:val="17"/>
               </w:rPr>
-              <w:t>473</w:t>
+              <w:t>470</w:t>
             </w:r>
           </w:p>
         </w:tc>
@@ -2124,7 +2154,7 @@
                 <w:rFonts w:ascii="Times New Roman" w:hAnsi="Times New Roman"/>
                 <w:sz w:val="17"/>
               </w:rPr>
-              <w:t>267</w:t>
+              <w:t>270</w:t>
             </w:r>
           </w:p>
         </w:tc>

--- a/Online_Resource_1_NLP_and_report_audit.docx
+++ b/Online_Resource_1_NLP_and_report_audit.docx
@@ -2169,7 +2169,7 @@
                 <w:rFonts w:ascii="Times New Roman" w:hAnsi="Times New Roman"/>
                 <w:sz w:val="17"/>
               </w:rPr>
-              <w:t>128</w:t>
+              <w:t>126</w:t>
             </w:r>
           </w:p>
         </w:tc>
@@ -2184,7 +2184,7 @@
                 <w:rFonts w:ascii="Times New Roman" w:hAnsi="Times New Roman"/>
                 <w:sz w:val="17"/>
               </w:rPr>
-              <w:t>168</w:t>
+              <w:t>167</w:t>
             </w:r>
           </w:p>
         </w:tc>

--- a/Online_Resource_1_NLP_and_report_audit.docx
+++ b/Online_Resource_1_NLP_and_report_audit.docx
@@ -521,9 +521,16 @@
     </w:p>
     <w:tbl>
       <w:tblPr>
-        <w:tblStyle w:val="LightGrid-Accent1"/>
         <w:tblW w:type="auto" w:w="0"/>
         <w:tblLook w:firstColumn="1" w:firstRow="1" w:lastColumn="0" w:lastRow="0" w:noHBand="0" w:noVBand="1" w:val="04A0"/>
+        <w:tblBorders>
+          <w:top w:sz="0" w:val="nil" w:color="auto"/>
+          <w:left w:sz="0" w:val="nil" w:color="auto"/>
+          <w:bottom w:sz="0" w:val="nil" w:color="auto"/>
+          <w:right w:sz="0" w:val="nil" w:color="auto"/>
+          <w:insideH w:sz="0" w:val="nil" w:color="auto"/>
+          <w:insideV w:sz="0" w:val="nil" w:color="auto"/>
+        </w:tblBorders>
       </w:tblPr>
       <w:tblGrid>
         <w:gridCol w:w="3120"/>
@@ -534,8 +541,17 @@
         <w:tc>
           <w:tcPr>
             <w:tcW w:type="dxa" w:w="3120"/>
+            <w:tcBorders>
+              <w:left w:sz="0" w:val="nil" w:color="auto"/>
+              <w:right w:sz="0" w:val="nil" w:color="auto"/>
+              <w:top w:sz="12" w:val="single" w:color="000000"/>
+              <w:bottom w:sz="6" w:val="single" w:color="000000"/>
+            </w:tcBorders>
           </w:tcPr>
           <w:p>
+            <w:pPr>
+              <w:spacing w:after="40" w:before="40"/>
+            </w:pPr>
             <w:r/>
             <w:r>
               <w:rPr>
@@ -550,8 +566,17 @@
         <w:tc>
           <w:tcPr>
             <w:tcW w:type="dxa" w:w="3120"/>
+            <w:tcBorders>
+              <w:left w:sz="0" w:val="nil" w:color="auto"/>
+              <w:right w:sz="0" w:val="nil" w:color="auto"/>
+              <w:top w:sz="12" w:val="single" w:color="000000"/>
+              <w:bottom w:sz="6" w:val="single" w:color="000000"/>
+            </w:tcBorders>
           </w:tcPr>
           <w:p>
+            <w:pPr>
+              <w:spacing w:after="40" w:before="40"/>
+            </w:pPr>
             <w:r/>
             <w:r>
               <w:rPr>
@@ -566,8 +591,17 @@
         <w:tc>
           <w:tcPr>
             <w:tcW w:type="dxa" w:w="3120"/>
+            <w:tcBorders>
+              <w:left w:sz="0" w:val="nil" w:color="auto"/>
+              <w:right w:sz="0" w:val="nil" w:color="auto"/>
+              <w:top w:sz="12" w:val="single" w:color="000000"/>
+              <w:bottom w:sz="6" w:val="single" w:color="000000"/>
+            </w:tcBorders>
           </w:tcPr>
           <w:p>
+            <w:pPr>
+              <w:spacing w:after="40" w:before="40"/>
+            </w:pPr>
             <w:r/>
             <w:r>
               <w:rPr>
@@ -584,8 +618,17 @@
         <w:tc>
           <w:tcPr>
             <w:tcW w:type="dxa" w:w="3120"/>
+            <w:tcBorders>
+              <w:left w:sz="0" w:val="nil" w:color="auto"/>
+              <w:right w:sz="0" w:val="nil" w:color="auto"/>
+              <w:top w:sz="0" w:val="nil" w:color="auto"/>
+              <w:bottom w:sz="0" w:val="nil" w:color="auto"/>
+            </w:tcBorders>
           </w:tcPr>
           <w:p>
+            <w:pPr>
+              <w:spacing w:after="40" w:before="40"/>
+            </w:pPr>
             <w:r/>
             <w:r>
               <w:rPr>
@@ -599,8 +642,17 @@
         <w:tc>
           <w:tcPr>
             <w:tcW w:type="dxa" w:w="3120"/>
+            <w:tcBorders>
+              <w:left w:sz="0" w:val="nil" w:color="auto"/>
+              <w:right w:sz="0" w:val="nil" w:color="auto"/>
+              <w:top w:sz="0" w:val="nil" w:color="auto"/>
+              <w:bottom w:sz="0" w:val="nil" w:color="auto"/>
+            </w:tcBorders>
           </w:tcPr>
           <w:p>
+            <w:pPr>
+              <w:spacing w:after="40" w:before="40"/>
+            </w:pPr>
             <w:r/>
             <w:r>
               <w:rPr>
@@ -614,8 +666,17 @@
         <w:tc>
           <w:tcPr>
             <w:tcW w:type="dxa" w:w="3120"/>
+            <w:tcBorders>
+              <w:left w:sz="0" w:val="nil" w:color="auto"/>
+              <w:right w:sz="0" w:val="nil" w:color="auto"/>
+              <w:top w:sz="0" w:val="nil" w:color="auto"/>
+              <w:bottom w:sz="0" w:val="nil" w:color="auto"/>
+            </w:tcBorders>
           </w:tcPr>
           <w:p>
+            <w:pPr>
+              <w:spacing w:after="40" w:before="40"/>
+            </w:pPr>
             <w:r/>
             <w:r>
               <w:rPr>
@@ -631,8 +692,17 @@
         <w:tc>
           <w:tcPr>
             <w:tcW w:type="dxa" w:w="3120"/>
+            <w:tcBorders>
+              <w:left w:sz="0" w:val="nil" w:color="auto"/>
+              <w:right w:sz="0" w:val="nil" w:color="auto"/>
+              <w:top w:sz="0" w:val="nil" w:color="auto"/>
+              <w:bottom w:sz="0" w:val="nil" w:color="auto"/>
+            </w:tcBorders>
           </w:tcPr>
           <w:p>
+            <w:pPr>
+              <w:spacing w:after="40" w:before="40"/>
+            </w:pPr>
             <w:r/>
             <w:r>
               <w:rPr>
@@ -646,8 +716,17 @@
         <w:tc>
           <w:tcPr>
             <w:tcW w:type="dxa" w:w="3120"/>
+            <w:tcBorders>
+              <w:left w:sz="0" w:val="nil" w:color="auto"/>
+              <w:right w:sz="0" w:val="nil" w:color="auto"/>
+              <w:top w:sz="0" w:val="nil" w:color="auto"/>
+              <w:bottom w:sz="0" w:val="nil" w:color="auto"/>
+            </w:tcBorders>
           </w:tcPr>
           <w:p>
+            <w:pPr>
+              <w:spacing w:after="40" w:before="40"/>
+            </w:pPr>
             <w:r/>
             <w:r>
               <w:rPr>
@@ -661,8 +740,17 @@
         <w:tc>
           <w:tcPr>
             <w:tcW w:type="dxa" w:w="3120"/>
+            <w:tcBorders>
+              <w:left w:sz="0" w:val="nil" w:color="auto"/>
+              <w:right w:sz="0" w:val="nil" w:color="auto"/>
+              <w:top w:sz="0" w:val="nil" w:color="auto"/>
+              <w:bottom w:sz="0" w:val="nil" w:color="auto"/>
+            </w:tcBorders>
           </w:tcPr>
           <w:p>
+            <w:pPr>
+              <w:spacing w:after="40" w:before="40"/>
+            </w:pPr>
             <w:r/>
             <w:r>
               <w:rPr>
@@ -678,8 +766,17 @@
         <w:tc>
           <w:tcPr>
             <w:tcW w:type="dxa" w:w="3120"/>
+            <w:tcBorders>
+              <w:left w:sz="0" w:val="nil" w:color="auto"/>
+              <w:right w:sz="0" w:val="nil" w:color="auto"/>
+              <w:top w:sz="0" w:val="nil" w:color="auto"/>
+              <w:bottom w:sz="0" w:val="nil" w:color="auto"/>
+            </w:tcBorders>
           </w:tcPr>
           <w:p>
+            <w:pPr>
+              <w:spacing w:after="40" w:before="40"/>
+            </w:pPr>
             <w:r/>
             <w:r>
               <w:rPr>
@@ -693,8 +790,17 @@
         <w:tc>
           <w:tcPr>
             <w:tcW w:type="dxa" w:w="3120"/>
+            <w:tcBorders>
+              <w:left w:sz="0" w:val="nil" w:color="auto"/>
+              <w:right w:sz="0" w:val="nil" w:color="auto"/>
+              <w:top w:sz="0" w:val="nil" w:color="auto"/>
+              <w:bottom w:sz="0" w:val="nil" w:color="auto"/>
+            </w:tcBorders>
           </w:tcPr>
           <w:p>
+            <w:pPr>
+              <w:spacing w:after="40" w:before="40"/>
+            </w:pPr>
             <w:r/>
             <w:r>
               <w:rPr>
@@ -708,8 +814,17 @@
         <w:tc>
           <w:tcPr>
             <w:tcW w:type="dxa" w:w="3120"/>
+            <w:tcBorders>
+              <w:left w:sz="0" w:val="nil" w:color="auto"/>
+              <w:right w:sz="0" w:val="nil" w:color="auto"/>
+              <w:top w:sz="0" w:val="nil" w:color="auto"/>
+              <w:bottom w:sz="0" w:val="nil" w:color="auto"/>
+            </w:tcBorders>
           </w:tcPr>
           <w:p>
+            <w:pPr>
+              <w:spacing w:after="40" w:before="40"/>
+            </w:pPr>
             <w:r/>
             <w:r>
               <w:rPr>
@@ -725,8 +840,17 @@
         <w:tc>
           <w:tcPr>
             <w:tcW w:type="dxa" w:w="3120"/>
+            <w:tcBorders>
+              <w:left w:sz="0" w:val="nil" w:color="auto"/>
+              <w:right w:sz="0" w:val="nil" w:color="auto"/>
+              <w:top w:sz="0" w:val="nil" w:color="auto"/>
+              <w:bottom w:sz="0" w:val="nil" w:color="auto"/>
+            </w:tcBorders>
           </w:tcPr>
           <w:p>
+            <w:pPr>
+              <w:spacing w:after="40" w:before="40"/>
+            </w:pPr>
             <w:r/>
             <w:r>
               <w:rPr>
@@ -740,8 +864,17 @@
         <w:tc>
           <w:tcPr>
             <w:tcW w:type="dxa" w:w="3120"/>
+            <w:tcBorders>
+              <w:left w:sz="0" w:val="nil" w:color="auto"/>
+              <w:right w:sz="0" w:val="nil" w:color="auto"/>
+              <w:top w:sz="0" w:val="nil" w:color="auto"/>
+              <w:bottom w:sz="0" w:val="nil" w:color="auto"/>
+            </w:tcBorders>
           </w:tcPr>
           <w:p>
+            <w:pPr>
+              <w:spacing w:after="40" w:before="40"/>
+            </w:pPr>
             <w:r/>
             <w:r>
               <w:rPr>
@@ -755,8 +888,17 @@
         <w:tc>
           <w:tcPr>
             <w:tcW w:type="dxa" w:w="3120"/>
+            <w:tcBorders>
+              <w:left w:sz="0" w:val="nil" w:color="auto"/>
+              <w:right w:sz="0" w:val="nil" w:color="auto"/>
+              <w:top w:sz="0" w:val="nil" w:color="auto"/>
+              <w:bottom w:sz="0" w:val="nil" w:color="auto"/>
+            </w:tcBorders>
           </w:tcPr>
           <w:p>
+            <w:pPr>
+              <w:spacing w:after="40" w:before="40"/>
+            </w:pPr>
             <w:r/>
             <w:r>
               <w:rPr>
@@ -772,8 +914,17 @@
         <w:tc>
           <w:tcPr>
             <w:tcW w:type="dxa" w:w="3120"/>
+            <w:tcBorders>
+              <w:left w:sz="0" w:val="nil" w:color="auto"/>
+              <w:right w:sz="0" w:val="nil" w:color="auto"/>
+              <w:top w:sz="0" w:val="nil" w:color="auto"/>
+              <w:bottom w:sz="0" w:val="nil" w:color="auto"/>
+            </w:tcBorders>
           </w:tcPr>
           <w:p>
+            <w:pPr>
+              <w:spacing w:after="40" w:before="40"/>
+            </w:pPr>
             <w:r/>
             <w:r>
               <w:rPr>
@@ -787,8 +938,17 @@
         <w:tc>
           <w:tcPr>
             <w:tcW w:type="dxa" w:w="3120"/>
+            <w:tcBorders>
+              <w:left w:sz="0" w:val="nil" w:color="auto"/>
+              <w:right w:sz="0" w:val="nil" w:color="auto"/>
+              <w:top w:sz="0" w:val="nil" w:color="auto"/>
+              <w:bottom w:sz="0" w:val="nil" w:color="auto"/>
+            </w:tcBorders>
           </w:tcPr>
           <w:p>
+            <w:pPr>
+              <w:spacing w:after="40" w:before="40"/>
+            </w:pPr>
             <w:r/>
             <w:r>
               <w:rPr>
@@ -802,8 +962,17 @@
         <w:tc>
           <w:tcPr>
             <w:tcW w:type="dxa" w:w="3120"/>
+            <w:tcBorders>
+              <w:left w:sz="0" w:val="nil" w:color="auto"/>
+              <w:right w:sz="0" w:val="nil" w:color="auto"/>
+              <w:top w:sz="0" w:val="nil" w:color="auto"/>
+              <w:bottom w:sz="0" w:val="nil" w:color="auto"/>
+            </w:tcBorders>
           </w:tcPr>
           <w:p>
+            <w:pPr>
+              <w:spacing w:after="40" w:before="40"/>
+            </w:pPr>
             <w:r/>
             <w:r>
               <w:rPr>
@@ -819,8 +988,17 @@
         <w:tc>
           <w:tcPr>
             <w:tcW w:type="dxa" w:w="3120"/>
+            <w:tcBorders>
+              <w:left w:sz="0" w:val="nil" w:color="auto"/>
+              <w:right w:sz="0" w:val="nil" w:color="auto"/>
+              <w:top w:sz="0" w:val="nil" w:color="auto"/>
+              <w:bottom w:sz="0" w:val="nil" w:color="auto"/>
+            </w:tcBorders>
           </w:tcPr>
           <w:p>
+            <w:pPr>
+              <w:spacing w:after="40" w:before="40"/>
+            </w:pPr>
             <w:r/>
             <w:r>
               <w:rPr>
@@ -834,8 +1012,17 @@
         <w:tc>
           <w:tcPr>
             <w:tcW w:type="dxa" w:w="3120"/>
+            <w:tcBorders>
+              <w:left w:sz="0" w:val="nil" w:color="auto"/>
+              <w:right w:sz="0" w:val="nil" w:color="auto"/>
+              <w:top w:sz="0" w:val="nil" w:color="auto"/>
+              <w:bottom w:sz="0" w:val="nil" w:color="auto"/>
+            </w:tcBorders>
           </w:tcPr>
           <w:p>
+            <w:pPr>
+              <w:spacing w:after="40" w:before="40"/>
+            </w:pPr>
             <w:r/>
             <w:r>
               <w:rPr>
@@ -849,8 +1036,17 @@
         <w:tc>
           <w:tcPr>
             <w:tcW w:type="dxa" w:w="3120"/>
+            <w:tcBorders>
+              <w:left w:sz="0" w:val="nil" w:color="auto"/>
+              <w:right w:sz="0" w:val="nil" w:color="auto"/>
+              <w:top w:sz="0" w:val="nil" w:color="auto"/>
+              <w:bottom w:sz="0" w:val="nil" w:color="auto"/>
+            </w:tcBorders>
           </w:tcPr>
           <w:p>
+            <w:pPr>
+              <w:spacing w:after="40" w:before="40"/>
+            </w:pPr>
             <w:r/>
             <w:r>
               <w:rPr>
@@ -866,8 +1062,17 @@
         <w:tc>
           <w:tcPr>
             <w:tcW w:type="dxa" w:w="3120"/>
+            <w:tcBorders>
+              <w:left w:sz="0" w:val="nil" w:color="auto"/>
+              <w:right w:sz="0" w:val="nil" w:color="auto"/>
+              <w:top w:sz="0" w:val="nil" w:color="auto"/>
+              <w:bottom w:sz="0" w:val="nil" w:color="auto"/>
+            </w:tcBorders>
           </w:tcPr>
           <w:p>
+            <w:pPr>
+              <w:spacing w:after="40" w:before="40"/>
+            </w:pPr>
             <w:r/>
             <w:r>
               <w:rPr>
@@ -881,8 +1086,17 @@
         <w:tc>
           <w:tcPr>
             <w:tcW w:type="dxa" w:w="3120"/>
+            <w:tcBorders>
+              <w:left w:sz="0" w:val="nil" w:color="auto"/>
+              <w:right w:sz="0" w:val="nil" w:color="auto"/>
+              <w:top w:sz="0" w:val="nil" w:color="auto"/>
+              <w:bottom w:sz="0" w:val="nil" w:color="auto"/>
+            </w:tcBorders>
           </w:tcPr>
           <w:p>
+            <w:pPr>
+              <w:spacing w:after="40" w:before="40"/>
+            </w:pPr>
             <w:r/>
             <w:r>
               <w:rPr>
@@ -896,8 +1110,17 @@
         <w:tc>
           <w:tcPr>
             <w:tcW w:type="dxa" w:w="3120"/>
+            <w:tcBorders>
+              <w:left w:sz="0" w:val="nil" w:color="auto"/>
+              <w:right w:sz="0" w:val="nil" w:color="auto"/>
+              <w:top w:sz="0" w:val="nil" w:color="auto"/>
+              <w:bottom w:sz="0" w:val="nil" w:color="auto"/>
+            </w:tcBorders>
           </w:tcPr>
           <w:p>
+            <w:pPr>
+              <w:spacing w:after="40" w:before="40"/>
+            </w:pPr>
             <w:r/>
             <w:r>
               <w:rPr>
@@ -913,8 +1136,17 @@
         <w:tc>
           <w:tcPr>
             <w:tcW w:type="dxa" w:w="3120"/>
+            <w:tcBorders>
+              <w:left w:sz="0" w:val="nil" w:color="auto"/>
+              <w:right w:sz="0" w:val="nil" w:color="auto"/>
+              <w:top w:sz="0" w:val="nil" w:color="auto"/>
+              <w:bottom w:sz="0" w:val="nil" w:color="auto"/>
+            </w:tcBorders>
           </w:tcPr>
           <w:p>
+            <w:pPr>
+              <w:spacing w:after="40" w:before="40"/>
+            </w:pPr>
             <w:r/>
             <w:r>
               <w:rPr>
@@ -928,8 +1160,17 @@
         <w:tc>
           <w:tcPr>
             <w:tcW w:type="dxa" w:w="3120"/>
+            <w:tcBorders>
+              <w:left w:sz="0" w:val="nil" w:color="auto"/>
+              <w:right w:sz="0" w:val="nil" w:color="auto"/>
+              <w:top w:sz="0" w:val="nil" w:color="auto"/>
+              <w:bottom w:sz="0" w:val="nil" w:color="auto"/>
+            </w:tcBorders>
           </w:tcPr>
           <w:p>
+            <w:pPr>
+              <w:spacing w:after="40" w:before="40"/>
+            </w:pPr>
             <w:r/>
             <w:r>
               <w:rPr>
@@ -943,8 +1184,17 @@
         <w:tc>
           <w:tcPr>
             <w:tcW w:type="dxa" w:w="3120"/>
+            <w:tcBorders>
+              <w:left w:sz="0" w:val="nil" w:color="auto"/>
+              <w:right w:sz="0" w:val="nil" w:color="auto"/>
+              <w:top w:sz="0" w:val="nil" w:color="auto"/>
+              <w:bottom w:sz="0" w:val="nil" w:color="auto"/>
+            </w:tcBorders>
           </w:tcPr>
           <w:p>
+            <w:pPr>
+              <w:spacing w:after="40" w:before="40"/>
+            </w:pPr>
             <w:r/>
             <w:r>
               <w:rPr>
@@ -960,8 +1210,17 @@
         <w:tc>
           <w:tcPr>
             <w:tcW w:type="dxa" w:w="3120"/>
+            <w:tcBorders>
+              <w:left w:sz="0" w:val="nil" w:color="auto"/>
+              <w:right w:sz="0" w:val="nil" w:color="auto"/>
+              <w:top w:sz="0" w:val="nil" w:color="auto"/>
+              <w:bottom w:sz="0" w:val="nil" w:color="auto"/>
+            </w:tcBorders>
           </w:tcPr>
           <w:p>
+            <w:pPr>
+              <w:spacing w:after="40" w:before="40"/>
+            </w:pPr>
             <w:r/>
             <w:r>
               <w:rPr>
@@ -975,8 +1234,17 @@
         <w:tc>
           <w:tcPr>
             <w:tcW w:type="dxa" w:w="3120"/>
+            <w:tcBorders>
+              <w:left w:sz="0" w:val="nil" w:color="auto"/>
+              <w:right w:sz="0" w:val="nil" w:color="auto"/>
+              <w:top w:sz="0" w:val="nil" w:color="auto"/>
+              <w:bottom w:sz="0" w:val="nil" w:color="auto"/>
+            </w:tcBorders>
           </w:tcPr>
           <w:p>
+            <w:pPr>
+              <w:spacing w:after="40" w:before="40"/>
+            </w:pPr>
             <w:r/>
             <w:r>
               <w:rPr>
@@ -990,8 +1258,17 @@
         <w:tc>
           <w:tcPr>
             <w:tcW w:type="dxa" w:w="3120"/>
+            <w:tcBorders>
+              <w:left w:sz="0" w:val="nil" w:color="auto"/>
+              <w:right w:sz="0" w:val="nil" w:color="auto"/>
+              <w:top w:sz="0" w:val="nil" w:color="auto"/>
+              <w:bottom w:sz="0" w:val="nil" w:color="auto"/>
+            </w:tcBorders>
           </w:tcPr>
           <w:p>
+            <w:pPr>
+              <w:spacing w:after="40" w:before="40"/>
+            </w:pPr>
             <w:r/>
             <w:r>
               <w:rPr>
@@ -1007,8 +1284,17 @@
         <w:tc>
           <w:tcPr>
             <w:tcW w:type="dxa" w:w="3120"/>
+            <w:tcBorders>
+              <w:left w:sz="0" w:val="nil" w:color="auto"/>
+              <w:right w:sz="0" w:val="nil" w:color="auto"/>
+              <w:top w:sz="0" w:val="nil" w:color="auto"/>
+              <w:bottom w:sz="0" w:val="nil" w:color="auto"/>
+            </w:tcBorders>
           </w:tcPr>
           <w:p>
+            <w:pPr>
+              <w:spacing w:after="40" w:before="40"/>
+            </w:pPr>
             <w:r/>
             <w:r>
               <w:rPr>
@@ -1022,8 +1308,17 @@
         <w:tc>
           <w:tcPr>
             <w:tcW w:type="dxa" w:w="3120"/>
+            <w:tcBorders>
+              <w:left w:sz="0" w:val="nil" w:color="auto"/>
+              <w:right w:sz="0" w:val="nil" w:color="auto"/>
+              <w:top w:sz="0" w:val="nil" w:color="auto"/>
+              <w:bottom w:sz="0" w:val="nil" w:color="auto"/>
+            </w:tcBorders>
           </w:tcPr>
           <w:p>
+            <w:pPr>
+              <w:spacing w:after="40" w:before="40"/>
+            </w:pPr>
             <w:r/>
             <w:r>
               <w:rPr>
@@ -1037,8 +1332,17 @@
         <w:tc>
           <w:tcPr>
             <w:tcW w:type="dxa" w:w="3120"/>
+            <w:tcBorders>
+              <w:left w:sz="0" w:val="nil" w:color="auto"/>
+              <w:right w:sz="0" w:val="nil" w:color="auto"/>
+              <w:top w:sz="0" w:val="nil" w:color="auto"/>
+              <w:bottom w:sz="0" w:val="nil" w:color="auto"/>
+            </w:tcBorders>
           </w:tcPr>
           <w:p>
+            <w:pPr>
+              <w:spacing w:after="40" w:before="40"/>
+            </w:pPr>
             <w:r/>
             <w:r>
               <w:rPr>
@@ -1054,8 +1358,17 @@
         <w:tc>
           <w:tcPr>
             <w:tcW w:type="dxa" w:w="3120"/>
+            <w:tcBorders>
+              <w:left w:sz="0" w:val="nil" w:color="auto"/>
+              <w:right w:sz="0" w:val="nil" w:color="auto"/>
+              <w:top w:sz="0" w:val="nil" w:color="auto"/>
+              <w:bottom w:sz="0" w:val="nil" w:color="auto"/>
+            </w:tcBorders>
           </w:tcPr>
           <w:p>
+            <w:pPr>
+              <w:spacing w:after="40" w:before="40"/>
+            </w:pPr>
             <w:r/>
             <w:r>
               <w:rPr>
@@ -1069,8 +1382,17 @@
         <w:tc>
           <w:tcPr>
             <w:tcW w:type="dxa" w:w="3120"/>
+            <w:tcBorders>
+              <w:left w:sz="0" w:val="nil" w:color="auto"/>
+              <w:right w:sz="0" w:val="nil" w:color="auto"/>
+              <w:top w:sz="0" w:val="nil" w:color="auto"/>
+              <w:bottom w:sz="0" w:val="nil" w:color="auto"/>
+            </w:tcBorders>
           </w:tcPr>
           <w:p>
+            <w:pPr>
+              <w:spacing w:after="40" w:before="40"/>
+            </w:pPr>
             <w:r/>
             <w:r>
               <w:rPr>
@@ -1084,8 +1406,17 @@
         <w:tc>
           <w:tcPr>
             <w:tcW w:type="dxa" w:w="3120"/>
+            <w:tcBorders>
+              <w:left w:sz="0" w:val="nil" w:color="auto"/>
+              <w:right w:sz="0" w:val="nil" w:color="auto"/>
+              <w:top w:sz="0" w:val="nil" w:color="auto"/>
+              <w:bottom w:sz="0" w:val="nil" w:color="auto"/>
+            </w:tcBorders>
           </w:tcPr>
           <w:p>
+            <w:pPr>
+              <w:spacing w:after="40" w:before="40"/>
+            </w:pPr>
             <w:r/>
             <w:r>
               <w:rPr>
@@ -1101,8 +1432,17 @@
         <w:tc>
           <w:tcPr>
             <w:tcW w:type="dxa" w:w="3120"/>
+            <w:tcBorders>
+              <w:left w:sz="0" w:val="nil" w:color="auto"/>
+              <w:right w:sz="0" w:val="nil" w:color="auto"/>
+              <w:top w:sz="0" w:val="nil" w:color="auto"/>
+              <w:bottom w:sz="0" w:val="nil" w:color="auto"/>
+            </w:tcBorders>
           </w:tcPr>
           <w:p>
+            <w:pPr>
+              <w:spacing w:after="40" w:before="40"/>
+            </w:pPr>
             <w:r/>
             <w:r>
               <w:rPr>
@@ -1116,8 +1456,17 @@
         <w:tc>
           <w:tcPr>
             <w:tcW w:type="dxa" w:w="3120"/>
+            <w:tcBorders>
+              <w:left w:sz="0" w:val="nil" w:color="auto"/>
+              <w:right w:sz="0" w:val="nil" w:color="auto"/>
+              <w:top w:sz="0" w:val="nil" w:color="auto"/>
+              <w:bottom w:sz="0" w:val="nil" w:color="auto"/>
+            </w:tcBorders>
           </w:tcPr>
           <w:p>
+            <w:pPr>
+              <w:spacing w:after="40" w:before="40"/>
+            </w:pPr>
             <w:r/>
             <w:r>
               <w:rPr>
@@ -1131,8 +1480,17 @@
         <w:tc>
           <w:tcPr>
             <w:tcW w:type="dxa" w:w="3120"/>
+            <w:tcBorders>
+              <w:left w:sz="0" w:val="nil" w:color="auto"/>
+              <w:right w:sz="0" w:val="nil" w:color="auto"/>
+              <w:top w:sz="0" w:val="nil" w:color="auto"/>
+              <w:bottom w:sz="0" w:val="nil" w:color="auto"/>
+            </w:tcBorders>
           </w:tcPr>
           <w:p>
+            <w:pPr>
+              <w:spacing w:after="40" w:before="40"/>
+            </w:pPr>
             <w:r/>
             <w:r>
               <w:rPr>
@@ -1148,8 +1506,17 @@
         <w:tc>
           <w:tcPr>
             <w:tcW w:type="dxa" w:w="3120"/>
+            <w:tcBorders>
+              <w:left w:sz="0" w:val="nil" w:color="auto"/>
+              <w:right w:sz="0" w:val="nil" w:color="auto"/>
+              <w:top w:sz="0" w:val="nil" w:color="auto"/>
+              <w:bottom w:sz="0" w:val="nil" w:color="auto"/>
+            </w:tcBorders>
           </w:tcPr>
           <w:p>
+            <w:pPr>
+              <w:spacing w:after="40" w:before="40"/>
+            </w:pPr>
             <w:r/>
             <w:r>
               <w:rPr>
@@ -1163,8 +1530,17 @@
         <w:tc>
           <w:tcPr>
             <w:tcW w:type="dxa" w:w="3120"/>
+            <w:tcBorders>
+              <w:left w:sz="0" w:val="nil" w:color="auto"/>
+              <w:right w:sz="0" w:val="nil" w:color="auto"/>
+              <w:top w:sz="0" w:val="nil" w:color="auto"/>
+              <w:bottom w:sz="0" w:val="nil" w:color="auto"/>
+            </w:tcBorders>
           </w:tcPr>
           <w:p>
+            <w:pPr>
+              <w:spacing w:after="40" w:before="40"/>
+            </w:pPr>
             <w:r/>
             <w:r>
               <w:rPr>
@@ -1178,8 +1554,17 @@
         <w:tc>
           <w:tcPr>
             <w:tcW w:type="dxa" w:w="3120"/>
+            <w:tcBorders>
+              <w:left w:sz="0" w:val="nil" w:color="auto"/>
+              <w:right w:sz="0" w:val="nil" w:color="auto"/>
+              <w:top w:sz="0" w:val="nil" w:color="auto"/>
+              <w:bottom w:sz="0" w:val="nil" w:color="auto"/>
+            </w:tcBorders>
           </w:tcPr>
           <w:p>
+            <w:pPr>
+              <w:spacing w:after="40" w:before="40"/>
+            </w:pPr>
             <w:r/>
             <w:r>
               <w:rPr>
@@ -1195,8 +1580,17 @@
         <w:tc>
           <w:tcPr>
             <w:tcW w:type="dxa" w:w="3120"/>
+            <w:tcBorders>
+              <w:left w:sz="0" w:val="nil" w:color="auto"/>
+              <w:right w:sz="0" w:val="nil" w:color="auto"/>
+              <w:top w:sz="0" w:val="nil" w:color="auto"/>
+              <w:bottom w:sz="0" w:val="nil" w:color="auto"/>
+            </w:tcBorders>
           </w:tcPr>
           <w:p>
+            <w:pPr>
+              <w:spacing w:after="40" w:before="40"/>
+            </w:pPr>
             <w:r/>
             <w:r>
               <w:rPr>
@@ -1210,8 +1604,17 @@
         <w:tc>
           <w:tcPr>
             <w:tcW w:type="dxa" w:w="3120"/>
+            <w:tcBorders>
+              <w:left w:sz="0" w:val="nil" w:color="auto"/>
+              <w:right w:sz="0" w:val="nil" w:color="auto"/>
+              <w:top w:sz="0" w:val="nil" w:color="auto"/>
+              <w:bottom w:sz="0" w:val="nil" w:color="auto"/>
+            </w:tcBorders>
           </w:tcPr>
           <w:p>
+            <w:pPr>
+              <w:spacing w:after="40" w:before="40"/>
+            </w:pPr>
             <w:r/>
             <w:r>
               <w:rPr>
@@ -1225,8 +1628,17 @@
         <w:tc>
           <w:tcPr>
             <w:tcW w:type="dxa" w:w="3120"/>
+            <w:tcBorders>
+              <w:left w:sz="0" w:val="nil" w:color="auto"/>
+              <w:right w:sz="0" w:val="nil" w:color="auto"/>
+              <w:top w:sz="0" w:val="nil" w:color="auto"/>
+              <w:bottom w:sz="0" w:val="nil" w:color="auto"/>
+            </w:tcBorders>
           </w:tcPr>
           <w:p>
+            <w:pPr>
+              <w:spacing w:after="40" w:before="40"/>
+            </w:pPr>
             <w:r/>
             <w:r>
               <w:rPr>
@@ -1242,8 +1654,17 @@
         <w:tc>
           <w:tcPr>
             <w:tcW w:type="dxa" w:w="3120"/>
+            <w:tcBorders>
+              <w:left w:sz="0" w:val="nil" w:color="auto"/>
+              <w:right w:sz="0" w:val="nil" w:color="auto"/>
+              <w:top w:sz="0" w:val="nil" w:color="auto"/>
+              <w:bottom w:sz="0" w:val="nil" w:color="auto"/>
+            </w:tcBorders>
           </w:tcPr>
           <w:p>
+            <w:pPr>
+              <w:spacing w:after="40" w:before="40"/>
+            </w:pPr>
             <w:r/>
             <w:r>
               <w:rPr>
@@ -1257,8 +1678,17 @@
         <w:tc>
           <w:tcPr>
             <w:tcW w:type="dxa" w:w="3120"/>
+            <w:tcBorders>
+              <w:left w:sz="0" w:val="nil" w:color="auto"/>
+              <w:right w:sz="0" w:val="nil" w:color="auto"/>
+              <w:top w:sz="0" w:val="nil" w:color="auto"/>
+              <w:bottom w:sz="0" w:val="nil" w:color="auto"/>
+            </w:tcBorders>
           </w:tcPr>
           <w:p>
+            <w:pPr>
+              <w:spacing w:after="40" w:before="40"/>
+            </w:pPr>
             <w:r/>
             <w:r>
               <w:rPr>
@@ -1272,8 +1702,17 @@
         <w:tc>
           <w:tcPr>
             <w:tcW w:type="dxa" w:w="3120"/>
+            <w:tcBorders>
+              <w:left w:sz="0" w:val="nil" w:color="auto"/>
+              <w:right w:sz="0" w:val="nil" w:color="auto"/>
+              <w:top w:sz="0" w:val="nil" w:color="auto"/>
+              <w:bottom w:sz="0" w:val="nil" w:color="auto"/>
+            </w:tcBorders>
           </w:tcPr>
           <w:p>
+            <w:pPr>
+              <w:spacing w:after="40" w:before="40"/>
+            </w:pPr>
             <w:r/>
             <w:r>
               <w:rPr>
@@ -1289,8 +1728,17 @@
         <w:tc>
           <w:tcPr>
             <w:tcW w:type="dxa" w:w="3120"/>
+            <w:tcBorders>
+              <w:left w:sz="0" w:val="nil" w:color="auto"/>
+              <w:right w:sz="0" w:val="nil" w:color="auto"/>
+              <w:top w:sz="0" w:val="nil" w:color="auto"/>
+              <w:bottom w:sz="0" w:val="nil" w:color="auto"/>
+            </w:tcBorders>
           </w:tcPr>
           <w:p>
+            <w:pPr>
+              <w:spacing w:after="40" w:before="40"/>
+            </w:pPr>
             <w:r/>
             <w:r>
               <w:rPr>
@@ -1304,8 +1752,17 @@
         <w:tc>
           <w:tcPr>
             <w:tcW w:type="dxa" w:w="3120"/>
+            <w:tcBorders>
+              <w:left w:sz="0" w:val="nil" w:color="auto"/>
+              <w:right w:sz="0" w:val="nil" w:color="auto"/>
+              <w:top w:sz="0" w:val="nil" w:color="auto"/>
+              <w:bottom w:sz="0" w:val="nil" w:color="auto"/>
+            </w:tcBorders>
           </w:tcPr>
           <w:p>
+            <w:pPr>
+              <w:spacing w:after="40" w:before="40"/>
+            </w:pPr>
             <w:r/>
             <w:r>
               <w:rPr>
@@ -1319,8 +1776,17 @@
         <w:tc>
           <w:tcPr>
             <w:tcW w:type="dxa" w:w="3120"/>
+            <w:tcBorders>
+              <w:left w:sz="0" w:val="nil" w:color="auto"/>
+              <w:right w:sz="0" w:val="nil" w:color="auto"/>
+              <w:top w:sz="0" w:val="nil" w:color="auto"/>
+              <w:bottom w:sz="0" w:val="nil" w:color="auto"/>
+            </w:tcBorders>
           </w:tcPr>
           <w:p>
+            <w:pPr>
+              <w:spacing w:after="40" w:before="40"/>
+            </w:pPr>
             <w:r/>
             <w:r>
               <w:rPr>
@@ -1336,8 +1802,17 @@
         <w:tc>
           <w:tcPr>
             <w:tcW w:type="dxa" w:w="3120"/>
+            <w:tcBorders>
+              <w:left w:sz="0" w:val="nil" w:color="auto"/>
+              <w:right w:sz="0" w:val="nil" w:color="auto"/>
+              <w:top w:sz="0" w:val="nil" w:color="auto"/>
+              <w:bottom w:sz="0" w:val="nil" w:color="auto"/>
+            </w:tcBorders>
           </w:tcPr>
           <w:p>
+            <w:pPr>
+              <w:spacing w:after="40" w:before="40"/>
+            </w:pPr>
             <w:r/>
             <w:r>
               <w:rPr>
@@ -1351,8 +1826,17 @@
         <w:tc>
           <w:tcPr>
             <w:tcW w:type="dxa" w:w="3120"/>
+            <w:tcBorders>
+              <w:left w:sz="0" w:val="nil" w:color="auto"/>
+              <w:right w:sz="0" w:val="nil" w:color="auto"/>
+              <w:top w:sz="0" w:val="nil" w:color="auto"/>
+              <w:bottom w:sz="0" w:val="nil" w:color="auto"/>
+            </w:tcBorders>
           </w:tcPr>
           <w:p>
+            <w:pPr>
+              <w:spacing w:after="40" w:before="40"/>
+            </w:pPr>
             <w:r/>
             <w:r>
               <w:rPr>
@@ -1366,8 +1850,17 @@
         <w:tc>
           <w:tcPr>
             <w:tcW w:type="dxa" w:w="3120"/>
+            <w:tcBorders>
+              <w:left w:sz="0" w:val="nil" w:color="auto"/>
+              <w:right w:sz="0" w:val="nil" w:color="auto"/>
+              <w:top w:sz="0" w:val="nil" w:color="auto"/>
+              <w:bottom w:sz="0" w:val="nil" w:color="auto"/>
+            </w:tcBorders>
           </w:tcPr>
           <w:p>
+            <w:pPr>
+              <w:spacing w:after="40" w:before="40"/>
+            </w:pPr>
             <w:r/>
             <w:r>
               <w:rPr>
@@ -1383,8 +1876,17 @@
         <w:tc>
           <w:tcPr>
             <w:tcW w:type="dxa" w:w="3120"/>
+            <w:tcBorders>
+              <w:left w:sz="0" w:val="nil" w:color="auto"/>
+              <w:right w:sz="0" w:val="nil" w:color="auto"/>
+              <w:top w:sz="0" w:val="nil" w:color="auto"/>
+              <w:bottom w:sz="0" w:val="nil" w:color="auto"/>
+            </w:tcBorders>
           </w:tcPr>
           <w:p>
+            <w:pPr>
+              <w:spacing w:after="40" w:before="40"/>
+            </w:pPr>
             <w:r/>
             <w:r>
               <w:rPr>
@@ -1398,8 +1900,17 @@
         <w:tc>
           <w:tcPr>
             <w:tcW w:type="dxa" w:w="3120"/>
+            <w:tcBorders>
+              <w:left w:sz="0" w:val="nil" w:color="auto"/>
+              <w:right w:sz="0" w:val="nil" w:color="auto"/>
+              <w:top w:sz="0" w:val="nil" w:color="auto"/>
+              <w:bottom w:sz="0" w:val="nil" w:color="auto"/>
+            </w:tcBorders>
           </w:tcPr>
           <w:p>
+            <w:pPr>
+              <w:spacing w:after="40" w:before="40"/>
+            </w:pPr>
             <w:r/>
             <w:r>
               <w:rPr>
@@ -1413,8 +1924,17 @@
         <w:tc>
           <w:tcPr>
             <w:tcW w:type="dxa" w:w="3120"/>
+            <w:tcBorders>
+              <w:left w:sz="0" w:val="nil" w:color="auto"/>
+              <w:right w:sz="0" w:val="nil" w:color="auto"/>
+              <w:top w:sz="0" w:val="nil" w:color="auto"/>
+              <w:bottom w:sz="0" w:val="nil" w:color="auto"/>
+            </w:tcBorders>
           </w:tcPr>
           <w:p>
+            <w:pPr>
+              <w:spacing w:after="40" w:before="40"/>
+            </w:pPr>
             <w:r/>
             <w:r>
               <w:rPr>
@@ -1430,8 +1950,17 @@
         <w:tc>
           <w:tcPr>
             <w:tcW w:type="dxa" w:w="3120"/>
+            <w:tcBorders>
+              <w:left w:sz="0" w:val="nil" w:color="auto"/>
+              <w:right w:sz="0" w:val="nil" w:color="auto"/>
+              <w:top w:sz="0" w:val="nil" w:color="auto"/>
+              <w:bottom w:sz="0" w:val="nil" w:color="auto"/>
+            </w:tcBorders>
           </w:tcPr>
           <w:p>
+            <w:pPr>
+              <w:spacing w:after="40" w:before="40"/>
+            </w:pPr>
             <w:r/>
             <w:r>
               <w:rPr>
@@ -1445,8 +1974,17 @@
         <w:tc>
           <w:tcPr>
             <w:tcW w:type="dxa" w:w="3120"/>
+            <w:tcBorders>
+              <w:left w:sz="0" w:val="nil" w:color="auto"/>
+              <w:right w:sz="0" w:val="nil" w:color="auto"/>
+              <w:top w:sz="0" w:val="nil" w:color="auto"/>
+              <w:bottom w:sz="0" w:val="nil" w:color="auto"/>
+            </w:tcBorders>
           </w:tcPr>
           <w:p>
+            <w:pPr>
+              <w:spacing w:after="40" w:before="40"/>
+            </w:pPr>
             <w:r/>
             <w:r>
               <w:rPr>
@@ -1460,8 +1998,17 @@
         <w:tc>
           <w:tcPr>
             <w:tcW w:type="dxa" w:w="3120"/>
+            <w:tcBorders>
+              <w:left w:sz="0" w:val="nil" w:color="auto"/>
+              <w:right w:sz="0" w:val="nil" w:color="auto"/>
+              <w:top w:sz="0" w:val="nil" w:color="auto"/>
+              <w:bottom w:sz="0" w:val="nil" w:color="auto"/>
+            </w:tcBorders>
           </w:tcPr>
           <w:p>
+            <w:pPr>
+              <w:spacing w:after="40" w:before="40"/>
+            </w:pPr>
             <w:r/>
             <w:r>
               <w:rPr>
@@ -1477,8 +2024,17 @@
         <w:tc>
           <w:tcPr>
             <w:tcW w:type="dxa" w:w="3120"/>
+            <w:tcBorders>
+              <w:left w:sz="0" w:val="nil" w:color="auto"/>
+              <w:right w:sz="0" w:val="nil" w:color="auto"/>
+              <w:top w:sz="0" w:val="nil" w:color="auto"/>
+              <w:bottom w:sz="0" w:val="nil" w:color="auto"/>
+            </w:tcBorders>
           </w:tcPr>
           <w:p>
+            <w:pPr>
+              <w:spacing w:after="40" w:before="40"/>
+            </w:pPr>
             <w:r/>
             <w:r>
               <w:rPr>
@@ -1492,8 +2048,17 @@
         <w:tc>
           <w:tcPr>
             <w:tcW w:type="dxa" w:w="3120"/>
+            <w:tcBorders>
+              <w:left w:sz="0" w:val="nil" w:color="auto"/>
+              <w:right w:sz="0" w:val="nil" w:color="auto"/>
+              <w:top w:sz="0" w:val="nil" w:color="auto"/>
+              <w:bottom w:sz="0" w:val="nil" w:color="auto"/>
+            </w:tcBorders>
           </w:tcPr>
           <w:p>
+            <w:pPr>
+              <w:spacing w:after="40" w:before="40"/>
+            </w:pPr>
             <w:r/>
             <w:r>
               <w:rPr>
@@ -1507,8 +2072,17 @@
         <w:tc>
           <w:tcPr>
             <w:tcW w:type="dxa" w:w="3120"/>
+            <w:tcBorders>
+              <w:left w:sz="0" w:val="nil" w:color="auto"/>
+              <w:right w:sz="0" w:val="nil" w:color="auto"/>
+              <w:top w:sz="0" w:val="nil" w:color="auto"/>
+              <w:bottom w:sz="0" w:val="nil" w:color="auto"/>
+            </w:tcBorders>
           </w:tcPr>
           <w:p>
+            <w:pPr>
+              <w:spacing w:after="40" w:before="40"/>
+            </w:pPr>
             <w:r/>
             <w:r>
               <w:rPr>
@@ -1524,8 +2098,17 @@
         <w:tc>
           <w:tcPr>
             <w:tcW w:type="dxa" w:w="3120"/>
+            <w:tcBorders>
+              <w:left w:sz="0" w:val="nil" w:color="auto"/>
+              <w:right w:sz="0" w:val="nil" w:color="auto"/>
+              <w:top w:sz="0" w:val="nil" w:color="auto"/>
+              <w:bottom w:sz="0" w:val="nil" w:color="auto"/>
+            </w:tcBorders>
           </w:tcPr>
           <w:p>
+            <w:pPr>
+              <w:spacing w:after="40" w:before="40"/>
+            </w:pPr>
             <w:r/>
             <w:r>
               <w:rPr>
@@ -1539,8 +2122,17 @@
         <w:tc>
           <w:tcPr>
             <w:tcW w:type="dxa" w:w="3120"/>
+            <w:tcBorders>
+              <w:left w:sz="0" w:val="nil" w:color="auto"/>
+              <w:right w:sz="0" w:val="nil" w:color="auto"/>
+              <w:top w:sz="0" w:val="nil" w:color="auto"/>
+              <w:bottom w:sz="0" w:val="nil" w:color="auto"/>
+            </w:tcBorders>
           </w:tcPr>
           <w:p>
+            <w:pPr>
+              <w:spacing w:after="40" w:before="40"/>
+            </w:pPr>
             <w:r/>
             <w:r>
               <w:rPr>
@@ -1554,8 +2146,17 @@
         <w:tc>
           <w:tcPr>
             <w:tcW w:type="dxa" w:w="3120"/>
+            <w:tcBorders>
+              <w:left w:sz="0" w:val="nil" w:color="auto"/>
+              <w:right w:sz="0" w:val="nil" w:color="auto"/>
+              <w:top w:sz="0" w:val="nil" w:color="auto"/>
+              <w:bottom w:sz="0" w:val="nil" w:color="auto"/>
+            </w:tcBorders>
           </w:tcPr>
           <w:p>
+            <w:pPr>
+              <w:spacing w:after="40" w:before="40"/>
+            </w:pPr>
             <w:r/>
             <w:r>
               <w:rPr>
@@ -1571,8 +2172,17 @@
         <w:tc>
           <w:tcPr>
             <w:tcW w:type="dxa" w:w="3120"/>
+            <w:tcBorders>
+              <w:left w:sz="0" w:val="nil" w:color="auto"/>
+              <w:right w:sz="0" w:val="nil" w:color="auto"/>
+              <w:top w:sz="0" w:val="nil" w:color="auto"/>
+              <w:bottom w:sz="12" w:val="single" w:color="000000"/>
+            </w:tcBorders>
           </w:tcPr>
           <w:p>
+            <w:pPr>
+              <w:spacing w:after="40" w:before="40"/>
+            </w:pPr>
             <w:r/>
             <w:r>
               <w:rPr>
@@ -1586,8 +2196,17 @@
         <w:tc>
           <w:tcPr>
             <w:tcW w:type="dxa" w:w="3120"/>
+            <w:tcBorders>
+              <w:left w:sz="0" w:val="nil" w:color="auto"/>
+              <w:right w:sz="0" w:val="nil" w:color="auto"/>
+              <w:top w:sz="0" w:val="nil" w:color="auto"/>
+              <w:bottom w:sz="12" w:val="single" w:color="000000"/>
+            </w:tcBorders>
           </w:tcPr>
           <w:p>
+            <w:pPr>
+              <w:spacing w:after="40" w:before="40"/>
+            </w:pPr>
             <w:r/>
             <w:r>
               <w:rPr>
@@ -1601,8 +2220,17 @@
         <w:tc>
           <w:tcPr>
             <w:tcW w:type="dxa" w:w="3120"/>
+            <w:tcBorders>
+              <w:left w:sz="0" w:val="nil" w:color="auto"/>
+              <w:right w:sz="0" w:val="nil" w:color="auto"/>
+              <w:top w:sz="0" w:val="nil" w:color="auto"/>
+              <w:bottom w:sz="12" w:val="single" w:color="000000"/>
+            </w:tcBorders>
           </w:tcPr>
           <w:p>
+            <w:pPr>
+              <w:spacing w:after="40" w:before="40"/>
+            </w:pPr>
             <w:r/>
             <w:r>
               <w:rPr>
@@ -1649,9 +2277,16 @@
     </w:p>
     <w:tbl>
       <w:tblPr>
-        <w:tblStyle w:val="LightGrid-Accent1"/>
         <w:tblW w:type="auto" w:w="0"/>
         <w:tblLook w:firstColumn="1" w:firstRow="1" w:lastColumn="0" w:lastRow="0" w:noHBand="0" w:noVBand="1" w:val="04A0"/>
+        <w:tblBorders>
+          <w:top w:sz="0" w:val="nil" w:color="auto"/>
+          <w:left w:sz="0" w:val="nil" w:color="auto"/>
+          <w:bottom w:sz="0" w:val="nil" w:color="auto"/>
+          <w:right w:sz="0" w:val="nil" w:color="auto"/>
+          <w:insideH w:sz="0" w:val="nil" w:color="auto"/>
+          <w:insideV w:sz="0" w:val="nil" w:color="auto"/>
+        </w:tblBorders>
       </w:tblPr>
       <w:tblGrid>
         <w:gridCol w:w="1337"/>
@@ -1666,8 +2301,17 @@
         <w:tc>
           <w:tcPr>
             <w:tcW w:type="dxa" w:w="1337"/>
+            <w:tcBorders>
+              <w:left w:sz="0" w:val="nil" w:color="auto"/>
+              <w:right w:sz="0" w:val="nil" w:color="auto"/>
+              <w:top w:sz="12" w:val="single" w:color="000000"/>
+              <w:bottom w:sz="6" w:val="single" w:color="000000"/>
+            </w:tcBorders>
           </w:tcPr>
           <w:p>
+            <w:pPr>
+              <w:spacing w:after="40" w:before="40"/>
+            </w:pPr>
             <w:r/>
             <w:r>
               <w:rPr>
@@ -1682,8 +2326,17 @@
         <w:tc>
           <w:tcPr>
             <w:tcW w:type="dxa" w:w="1337"/>
+            <w:tcBorders>
+              <w:left w:sz="0" w:val="nil" w:color="auto"/>
+              <w:right w:sz="0" w:val="nil" w:color="auto"/>
+              <w:top w:sz="12" w:val="single" w:color="000000"/>
+              <w:bottom w:sz="6" w:val="single" w:color="000000"/>
+            </w:tcBorders>
           </w:tcPr>
           <w:p>
+            <w:pPr>
+              <w:spacing w:after="40" w:before="40"/>
+            </w:pPr>
             <w:r/>
             <w:r>
               <w:rPr>
@@ -1698,8 +2351,17 @@
         <w:tc>
           <w:tcPr>
             <w:tcW w:type="dxa" w:w="1337"/>
+            <w:tcBorders>
+              <w:left w:sz="0" w:val="nil" w:color="auto"/>
+              <w:right w:sz="0" w:val="nil" w:color="auto"/>
+              <w:top w:sz="12" w:val="single" w:color="000000"/>
+              <w:bottom w:sz="6" w:val="single" w:color="000000"/>
+            </w:tcBorders>
           </w:tcPr>
           <w:p>
+            <w:pPr>
+              <w:spacing w:after="40" w:before="40"/>
+            </w:pPr>
             <w:r/>
             <w:r>
               <w:rPr>
@@ -1714,8 +2376,17 @@
         <w:tc>
           <w:tcPr>
             <w:tcW w:type="dxa" w:w="1337"/>
+            <w:tcBorders>
+              <w:left w:sz="0" w:val="nil" w:color="auto"/>
+              <w:right w:sz="0" w:val="nil" w:color="auto"/>
+              <w:top w:sz="12" w:val="single" w:color="000000"/>
+              <w:bottom w:sz="6" w:val="single" w:color="000000"/>
+            </w:tcBorders>
           </w:tcPr>
           <w:p>
+            <w:pPr>
+              <w:spacing w:after="40" w:before="40"/>
+            </w:pPr>
             <w:r/>
             <w:r>
               <w:rPr>
@@ -1730,8 +2401,17 @@
         <w:tc>
           <w:tcPr>
             <w:tcW w:type="dxa" w:w="1337"/>
+            <w:tcBorders>
+              <w:left w:sz="0" w:val="nil" w:color="auto"/>
+              <w:right w:sz="0" w:val="nil" w:color="auto"/>
+              <w:top w:sz="12" w:val="single" w:color="000000"/>
+              <w:bottom w:sz="6" w:val="single" w:color="000000"/>
+            </w:tcBorders>
           </w:tcPr>
           <w:p>
+            <w:pPr>
+              <w:spacing w:after="40" w:before="40"/>
+            </w:pPr>
             <w:r/>
             <w:r>
               <w:rPr>
@@ -1746,8 +2426,17 @@
         <w:tc>
           <w:tcPr>
             <w:tcW w:type="dxa" w:w="1337"/>
+            <w:tcBorders>
+              <w:left w:sz="0" w:val="nil" w:color="auto"/>
+              <w:right w:sz="0" w:val="nil" w:color="auto"/>
+              <w:top w:sz="12" w:val="single" w:color="000000"/>
+              <w:bottom w:sz="6" w:val="single" w:color="000000"/>
+            </w:tcBorders>
           </w:tcPr>
           <w:p>
+            <w:pPr>
+              <w:spacing w:after="40" w:before="40"/>
+            </w:pPr>
             <w:r/>
             <w:r>
               <w:rPr>
@@ -1762,8 +2451,17 @@
         <w:tc>
           <w:tcPr>
             <w:tcW w:type="dxa" w:w="1337"/>
+            <w:tcBorders>
+              <w:left w:sz="0" w:val="nil" w:color="auto"/>
+              <w:right w:sz="0" w:val="nil" w:color="auto"/>
+              <w:top w:sz="12" w:val="single" w:color="000000"/>
+              <w:bottom w:sz="6" w:val="single" w:color="000000"/>
+            </w:tcBorders>
           </w:tcPr>
           <w:p>
+            <w:pPr>
+              <w:spacing w:after="40" w:before="40"/>
+            </w:pPr>
             <w:r/>
             <w:r>
               <w:rPr>
@@ -1780,8 +2478,17 @@
         <w:tc>
           <w:tcPr>
             <w:tcW w:type="dxa" w:w="1337"/>
+            <w:tcBorders>
+              <w:left w:sz="0" w:val="nil" w:color="auto"/>
+              <w:right w:sz="0" w:val="nil" w:color="auto"/>
+              <w:top w:sz="0" w:val="nil" w:color="auto"/>
+              <w:bottom w:sz="0" w:val="nil" w:color="auto"/>
+            </w:tcBorders>
           </w:tcPr>
           <w:p>
+            <w:pPr>
+              <w:spacing w:after="40" w:before="40"/>
+            </w:pPr>
             <w:r/>
             <w:r>
               <w:rPr>
@@ -1795,8 +2502,17 @@
         <w:tc>
           <w:tcPr>
             <w:tcW w:type="dxa" w:w="1337"/>
+            <w:tcBorders>
+              <w:left w:sz="0" w:val="nil" w:color="auto"/>
+              <w:right w:sz="0" w:val="nil" w:color="auto"/>
+              <w:top w:sz="0" w:val="nil" w:color="auto"/>
+              <w:bottom w:sz="0" w:val="nil" w:color="auto"/>
+            </w:tcBorders>
           </w:tcPr>
           <w:p>
+            <w:pPr>
+              <w:spacing w:after="40" w:before="40"/>
+            </w:pPr>
             <w:r/>
             <w:r>
               <w:rPr>
@@ -1810,8 +2526,17 @@
         <w:tc>
           <w:tcPr>
             <w:tcW w:type="dxa" w:w="1337"/>
+            <w:tcBorders>
+              <w:left w:sz="0" w:val="nil" w:color="auto"/>
+              <w:right w:sz="0" w:val="nil" w:color="auto"/>
+              <w:top w:sz="0" w:val="nil" w:color="auto"/>
+              <w:bottom w:sz="0" w:val="nil" w:color="auto"/>
+            </w:tcBorders>
           </w:tcPr>
           <w:p>
+            <w:pPr>
+              <w:spacing w:after="40" w:before="40"/>
+            </w:pPr>
             <w:r/>
             <w:r>
               <w:rPr>
@@ -1825,8 +2550,17 @@
         <w:tc>
           <w:tcPr>
             <w:tcW w:type="dxa" w:w="1337"/>
+            <w:tcBorders>
+              <w:left w:sz="0" w:val="nil" w:color="auto"/>
+              <w:right w:sz="0" w:val="nil" w:color="auto"/>
+              <w:top w:sz="0" w:val="nil" w:color="auto"/>
+              <w:bottom w:sz="0" w:val="nil" w:color="auto"/>
+            </w:tcBorders>
           </w:tcPr>
           <w:p>
+            <w:pPr>
+              <w:spacing w:after="40" w:before="40"/>
+            </w:pPr>
             <w:r/>
             <w:r>
               <w:rPr>
@@ -1840,8 +2574,17 @@
         <w:tc>
           <w:tcPr>
             <w:tcW w:type="dxa" w:w="1337"/>
+            <w:tcBorders>
+              <w:left w:sz="0" w:val="nil" w:color="auto"/>
+              <w:right w:sz="0" w:val="nil" w:color="auto"/>
+              <w:top w:sz="0" w:val="nil" w:color="auto"/>
+              <w:bottom w:sz="0" w:val="nil" w:color="auto"/>
+            </w:tcBorders>
           </w:tcPr>
           <w:p>
+            <w:pPr>
+              <w:spacing w:after="40" w:before="40"/>
+            </w:pPr>
             <w:r/>
             <w:r>
               <w:rPr>
@@ -1855,8 +2598,17 @@
         <w:tc>
           <w:tcPr>
             <w:tcW w:type="dxa" w:w="1337"/>
+            <w:tcBorders>
+              <w:left w:sz="0" w:val="nil" w:color="auto"/>
+              <w:right w:sz="0" w:val="nil" w:color="auto"/>
+              <w:top w:sz="0" w:val="nil" w:color="auto"/>
+              <w:bottom w:sz="0" w:val="nil" w:color="auto"/>
+            </w:tcBorders>
           </w:tcPr>
           <w:p>
+            <w:pPr>
+              <w:spacing w:after="40" w:before="40"/>
+            </w:pPr>
             <w:r/>
             <w:r>
               <w:rPr>
@@ -1870,8 +2622,17 @@
         <w:tc>
           <w:tcPr>
             <w:tcW w:type="dxa" w:w="1337"/>
+            <w:tcBorders>
+              <w:left w:sz="0" w:val="nil" w:color="auto"/>
+              <w:right w:sz="0" w:val="nil" w:color="auto"/>
+              <w:top w:sz="0" w:val="nil" w:color="auto"/>
+              <w:bottom w:sz="0" w:val="nil" w:color="auto"/>
+            </w:tcBorders>
           </w:tcPr>
           <w:p>
+            <w:pPr>
+              <w:spacing w:after="40" w:before="40"/>
+            </w:pPr>
             <w:r/>
             <w:r>
               <w:rPr>
@@ -1887,8 +2648,17 @@
         <w:tc>
           <w:tcPr>
             <w:tcW w:type="dxa" w:w="1337"/>
+            <w:tcBorders>
+              <w:left w:sz="0" w:val="nil" w:color="auto"/>
+              <w:right w:sz="0" w:val="nil" w:color="auto"/>
+              <w:top w:sz="0" w:val="nil" w:color="auto"/>
+              <w:bottom w:sz="0" w:val="nil" w:color="auto"/>
+            </w:tcBorders>
           </w:tcPr>
           <w:p>
+            <w:pPr>
+              <w:spacing w:after="40" w:before="40"/>
+            </w:pPr>
             <w:r/>
             <w:r>
               <w:rPr>
@@ -1902,8 +2672,17 @@
         <w:tc>
           <w:tcPr>
             <w:tcW w:type="dxa" w:w="1337"/>
+            <w:tcBorders>
+              <w:left w:sz="0" w:val="nil" w:color="auto"/>
+              <w:right w:sz="0" w:val="nil" w:color="auto"/>
+              <w:top w:sz="0" w:val="nil" w:color="auto"/>
+              <w:bottom w:sz="0" w:val="nil" w:color="auto"/>
+            </w:tcBorders>
           </w:tcPr>
           <w:p>
+            <w:pPr>
+              <w:spacing w:after="40" w:before="40"/>
+            </w:pPr>
             <w:r/>
             <w:r>
               <w:rPr>
@@ -1917,8 +2696,17 @@
         <w:tc>
           <w:tcPr>
             <w:tcW w:type="dxa" w:w="1337"/>
+            <w:tcBorders>
+              <w:left w:sz="0" w:val="nil" w:color="auto"/>
+              <w:right w:sz="0" w:val="nil" w:color="auto"/>
+              <w:top w:sz="0" w:val="nil" w:color="auto"/>
+              <w:bottom w:sz="0" w:val="nil" w:color="auto"/>
+            </w:tcBorders>
           </w:tcPr>
           <w:p>
+            <w:pPr>
+              <w:spacing w:after="40" w:before="40"/>
+            </w:pPr>
             <w:r/>
             <w:r>
               <w:rPr>
@@ -1932,8 +2720,17 @@
         <w:tc>
           <w:tcPr>
             <w:tcW w:type="dxa" w:w="1337"/>
+            <w:tcBorders>
+              <w:left w:sz="0" w:val="nil" w:color="auto"/>
+              <w:right w:sz="0" w:val="nil" w:color="auto"/>
+              <w:top w:sz="0" w:val="nil" w:color="auto"/>
+              <w:bottom w:sz="0" w:val="nil" w:color="auto"/>
+            </w:tcBorders>
           </w:tcPr>
           <w:p>
+            <w:pPr>
+              <w:spacing w:after="40" w:before="40"/>
+            </w:pPr>
             <w:r/>
             <w:r>
               <w:rPr>
@@ -1947,8 +2744,17 @@
         <w:tc>
           <w:tcPr>
             <w:tcW w:type="dxa" w:w="1337"/>
+            <w:tcBorders>
+              <w:left w:sz="0" w:val="nil" w:color="auto"/>
+              <w:right w:sz="0" w:val="nil" w:color="auto"/>
+              <w:top w:sz="0" w:val="nil" w:color="auto"/>
+              <w:bottom w:sz="0" w:val="nil" w:color="auto"/>
+            </w:tcBorders>
           </w:tcPr>
           <w:p>
+            <w:pPr>
+              <w:spacing w:after="40" w:before="40"/>
+            </w:pPr>
             <w:r/>
             <w:r>
               <w:rPr>
@@ -1962,8 +2768,17 @@
         <w:tc>
           <w:tcPr>
             <w:tcW w:type="dxa" w:w="1337"/>
+            <w:tcBorders>
+              <w:left w:sz="0" w:val="nil" w:color="auto"/>
+              <w:right w:sz="0" w:val="nil" w:color="auto"/>
+              <w:top w:sz="0" w:val="nil" w:color="auto"/>
+              <w:bottom w:sz="0" w:val="nil" w:color="auto"/>
+            </w:tcBorders>
           </w:tcPr>
           <w:p>
+            <w:pPr>
+              <w:spacing w:after="40" w:before="40"/>
+            </w:pPr>
             <w:r/>
             <w:r>
               <w:rPr>
@@ -1977,8 +2792,17 @@
         <w:tc>
           <w:tcPr>
             <w:tcW w:type="dxa" w:w="1337"/>
+            <w:tcBorders>
+              <w:left w:sz="0" w:val="nil" w:color="auto"/>
+              <w:right w:sz="0" w:val="nil" w:color="auto"/>
+              <w:top w:sz="0" w:val="nil" w:color="auto"/>
+              <w:bottom w:sz="0" w:val="nil" w:color="auto"/>
+            </w:tcBorders>
           </w:tcPr>
           <w:p>
+            <w:pPr>
+              <w:spacing w:after="40" w:before="40"/>
+            </w:pPr>
             <w:r/>
             <w:r>
               <w:rPr>
@@ -1994,8 +2818,17 @@
         <w:tc>
           <w:tcPr>
             <w:tcW w:type="dxa" w:w="1337"/>
+            <w:tcBorders>
+              <w:left w:sz="0" w:val="nil" w:color="auto"/>
+              <w:right w:sz="0" w:val="nil" w:color="auto"/>
+              <w:top w:sz="0" w:val="nil" w:color="auto"/>
+              <w:bottom w:sz="0" w:val="nil" w:color="auto"/>
+            </w:tcBorders>
           </w:tcPr>
           <w:p>
+            <w:pPr>
+              <w:spacing w:after="40" w:before="40"/>
+            </w:pPr>
             <w:r/>
             <w:r>
               <w:rPr>
@@ -2009,8 +2842,17 @@
         <w:tc>
           <w:tcPr>
             <w:tcW w:type="dxa" w:w="1337"/>
+            <w:tcBorders>
+              <w:left w:sz="0" w:val="nil" w:color="auto"/>
+              <w:right w:sz="0" w:val="nil" w:color="auto"/>
+              <w:top w:sz="0" w:val="nil" w:color="auto"/>
+              <w:bottom w:sz="0" w:val="nil" w:color="auto"/>
+            </w:tcBorders>
           </w:tcPr>
           <w:p>
+            <w:pPr>
+              <w:spacing w:after="40" w:before="40"/>
+            </w:pPr>
             <w:r/>
             <w:r>
               <w:rPr>
@@ -2024,8 +2866,17 @@
         <w:tc>
           <w:tcPr>
             <w:tcW w:type="dxa" w:w="1337"/>
+            <w:tcBorders>
+              <w:left w:sz="0" w:val="nil" w:color="auto"/>
+              <w:right w:sz="0" w:val="nil" w:color="auto"/>
+              <w:top w:sz="0" w:val="nil" w:color="auto"/>
+              <w:bottom w:sz="0" w:val="nil" w:color="auto"/>
+            </w:tcBorders>
           </w:tcPr>
           <w:p>
+            <w:pPr>
+              <w:spacing w:after="40" w:before="40"/>
+            </w:pPr>
             <w:r/>
             <w:r>
               <w:rPr>
@@ -2039,8 +2890,17 @@
         <w:tc>
           <w:tcPr>
             <w:tcW w:type="dxa" w:w="1337"/>
+            <w:tcBorders>
+              <w:left w:sz="0" w:val="nil" w:color="auto"/>
+              <w:right w:sz="0" w:val="nil" w:color="auto"/>
+              <w:top w:sz="0" w:val="nil" w:color="auto"/>
+              <w:bottom w:sz="0" w:val="nil" w:color="auto"/>
+            </w:tcBorders>
           </w:tcPr>
           <w:p>
+            <w:pPr>
+              <w:spacing w:after="40" w:before="40"/>
+            </w:pPr>
             <w:r/>
             <w:r>
               <w:rPr>
@@ -2054,8 +2914,17 @@
         <w:tc>
           <w:tcPr>
             <w:tcW w:type="dxa" w:w="1337"/>
+            <w:tcBorders>
+              <w:left w:sz="0" w:val="nil" w:color="auto"/>
+              <w:right w:sz="0" w:val="nil" w:color="auto"/>
+              <w:top w:sz="0" w:val="nil" w:color="auto"/>
+              <w:bottom w:sz="0" w:val="nil" w:color="auto"/>
+            </w:tcBorders>
           </w:tcPr>
           <w:p>
+            <w:pPr>
+              <w:spacing w:after="40" w:before="40"/>
+            </w:pPr>
             <w:r/>
             <w:r>
               <w:rPr>
@@ -2069,8 +2938,17 @@
         <w:tc>
           <w:tcPr>
             <w:tcW w:type="dxa" w:w="1337"/>
+            <w:tcBorders>
+              <w:left w:sz="0" w:val="nil" w:color="auto"/>
+              <w:right w:sz="0" w:val="nil" w:color="auto"/>
+              <w:top w:sz="0" w:val="nil" w:color="auto"/>
+              <w:bottom w:sz="0" w:val="nil" w:color="auto"/>
+            </w:tcBorders>
           </w:tcPr>
           <w:p>
+            <w:pPr>
+              <w:spacing w:after="40" w:before="40"/>
+            </w:pPr>
             <w:r/>
             <w:r>
               <w:rPr>
@@ -2084,8 +2962,17 @@
         <w:tc>
           <w:tcPr>
             <w:tcW w:type="dxa" w:w="1337"/>
+            <w:tcBorders>
+              <w:left w:sz="0" w:val="nil" w:color="auto"/>
+              <w:right w:sz="0" w:val="nil" w:color="auto"/>
+              <w:top w:sz="0" w:val="nil" w:color="auto"/>
+              <w:bottom w:sz="0" w:val="nil" w:color="auto"/>
+            </w:tcBorders>
           </w:tcPr>
           <w:p>
+            <w:pPr>
+              <w:spacing w:after="40" w:before="40"/>
+            </w:pPr>
             <w:r/>
             <w:r>
               <w:rPr>
@@ -2101,8 +2988,17 @@
         <w:tc>
           <w:tcPr>
             <w:tcW w:type="dxa" w:w="1337"/>
+            <w:tcBorders>
+              <w:left w:sz="0" w:val="nil" w:color="auto"/>
+              <w:right w:sz="0" w:val="nil" w:color="auto"/>
+              <w:top w:sz="0" w:val="nil" w:color="auto"/>
+              <w:bottom w:sz="12" w:val="single" w:color="000000"/>
+            </w:tcBorders>
           </w:tcPr>
           <w:p>
+            <w:pPr>
+              <w:spacing w:after="40" w:before="40"/>
+            </w:pPr>
             <w:r/>
             <w:r>
               <w:rPr>
@@ -2116,8 +3012,17 @@
         <w:tc>
           <w:tcPr>
             <w:tcW w:type="dxa" w:w="1337"/>
+            <w:tcBorders>
+              <w:left w:sz="0" w:val="nil" w:color="auto"/>
+              <w:right w:sz="0" w:val="nil" w:color="auto"/>
+              <w:top w:sz="0" w:val="nil" w:color="auto"/>
+              <w:bottom w:sz="12" w:val="single" w:color="000000"/>
+            </w:tcBorders>
           </w:tcPr>
           <w:p>
+            <w:pPr>
+              <w:spacing w:after="40" w:before="40"/>
+            </w:pPr>
             <w:r/>
             <w:r>
               <w:rPr>
@@ -2131,8 +3036,17 @@
         <w:tc>
           <w:tcPr>
             <w:tcW w:type="dxa" w:w="1337"/>
+            <w:tcBorders>
+              <w:left w:sz="0" w:val="nil" w:color="auto"/>
+              <w:right w:sz="0" w:val="nil" w:color="auto"/>
+              <w:top w:sz="0" w:val="nil" w:color="auto"/>
+              <w:bottom w:sz="12" w:val="single" w:color="000000"/>
+            </w:tcBorders>
           </w:tcPr>
           <w:p>
+            <w:pPr>
+              <w:spacing w:after="40" w:before="40"/>
+            </w:pPr>
             <w:r/>
             <w:r>
               <w:rPr>
@@ -2146,8 +3060,17 @@
         <w:tc>
           <w:tcPr>
             <w:tcW w:type="dxa" w:w="1337"/>
+            <w:tcBorders>
+              <w:left w:sz="0" w:val="nil" w:color="auto"/>
+              <w:right w:sz="0" w:val="nil" w:color="auto"/>
+              <w:top w:sz="0" w:val="nil" w:color="auto"/>
+              <w:bottom w:sz="12" w:val="single" w:color="000000"/>
+            </w:tcBorders>
           </w:tcPr>
           <w:p>
+            <w:pPr>
+              <w:spacing w:after="40" w:before="40"/>
+            </w:pPr>
             <w:r/>
             <w:r>
               <w:rPr>
@@ -2161,8 +3084,17 @@
         <w:tc>
           <w:tcPr>
             <w:tcW w:type="dxa" w:w="1337"/>
+            <w:tcBorders>
+              <w:left w:sz="0" w:val="nil" w:color="auto"/>
+              <w:right w:sz="0" w:val="nil" w:color="auto"/>
+              <w:top w:sz="0" w:val="nil" w:color="auto"/>
+              <w:bottom w:sz="12" w:val="single" w:color="000000"/>
+            </w:tcBorders>
           </w:tcPr>
           <w:p>
+            <w:pPr>
+              <w:spacing w:after="40" w:before="40"/>
+            </w:pPr>
             <w:r/>
             <w:r>
               <w:rPr>
@@ -2176,8 +3108,17 @@
         <w:tc>
           <w:tcPr>
             <w:tcW w:type="dxa" w:w="1337"/>
+            <w:tcBorders>
+              <w:left w:sz="0" w:val="nil" w:color="auto"/>
+              <w:right w:sz="0" w:val="nil" w:color="auto"/>
+              <w:top w:sz="0" w:val="nil" w:color="auto"/>
+              <w:bottom w:sz="12" w:val="single" w:color="000000"/>
+            </w:tcBorders>
           </w:tcPr>
           <w:p>
+            <w:pPr>
+              <w:spacing w:after="40" w:before="40"/>
+            </w:pPr>
             <w:r/>
             <w:r>
               <w:rPr>
@@ -2191,8 +3132,17 @@
         <w:tc>
           <w:tcPr>
             <w:tcW w:type="dxa" w:w="1337"/>
+            <w:tcBorders>
+              <w:left w:sz="0" w:val="nil" w:color="auto"/>
+              <w:right w:sz="0" w:val="nil" w:color="auto"/>
+              <w:top w:sz="0" w:val="nil" w:color="auto"/>
+              <w:bottom w:sz="12" w:val="single" w:color="000000"/>
+            </w:tcBorders>
           </w:tcPr>
           <w:p>
+            <w:pPr>
+              <w:spacing w:after="40" w:before="40"/>
+            </w:pPr>
             <w:r/>
             <w:r>
               <w:rPr>
